--- a/site/downloads/handbook-B6.docx
+++ b/site/downloads/handbook-B6.docx
@@ -2088,7 +2088,40 @@
           <w:b w:val="0"/>
           <w:i w:val="0"/>
         </w:rPr>
-        <w:t>Starter code:</w:t>
+        <w:t>Your code must pass these checks:</w:t>
+      </w:r>
+    </w:p>
+    <w:p>
+      <w:pPr>
+        <w:pStyle w:val="ListBullet"/>
+      </w:pPr>
+      <w:r>
+        <w:rPr>
+          <w:b w:val="0"/>
+          <w:i w:val="0"/>
+        </w:rPr>
+        <w:t>Buckets must come from int(sha256(id.encode('utf-8')).hexdigest(), 16) % n_buckets.</w:t>
+      </w:r>
+    </w:p>
+    <w:p>
+      <w:pPr>
+        <w:pStyle w:val="ListBullet"/>
+      </w:pPr>
+      <w:r>
+        <w:rPr>
+          <w:b w:val="0"/>
+          <w:i w:val="0"/>
+        </w:rPr>
+        <w:t>Every bucket must be between 0 and n_buckets - 1.</w:t>
+      </w:r>
+    </w:p>
+    <w:p>
+      <w:r>
+        <w:rPr>
+          <w:b w:val="0"/>
+          <w:i w:val="0"/>
+        </w:rPr>
+        <w:t>Shape of the answer. The reference solution defines these names. Write the bodies yourself.</w:t>
       </w:r>
     </w:p>
     <w:tbl>
@@ -2126,7 +2159,7 @@
                 <w:b w:val="0"/>
                 <w:sz w:val="16"/>
               </w:rPr>
-              <w:t>def bucket(respondent_id, n_buckets):</w:t>
+              <w:t># Stable bucket for an ID, the same in every process.</w:t>
             </w:r>
           </w:p>
           <w:p>
@@ -2149,7 +2182,7 @@
                 <w:b w:val="0"/>
                 <w:sz w:val="16"/>
               </w:rPr>
-              <w:t xml:space="preserve">    return hash(respondent_id) % n_buckets</w:t>
+              <w:t>def bucket(respondent_id: str, n_buckets: int) -&gt; int: ...</w:t>
             </w:r>
           </w:p>
         </w:tc>
@@ -2157,35 +2190,12 @@
     </w:tbl>
     <w:p/>
     <w:p>
-      <w:pPr>
-        <w:pStyle w:val="Heading5"/>
-      </w:pPr>
-      <w:r>
-        <w:t>Exercise 5. Spot the bug (level 4)</w:t>
-      </w:r>
-    </w:p>
-    <w:p>
-      <w:r>
-        <w:rPr>
-          <w:b w:val="0"/>
-          <w:i w:val="0"/>
-        </w:rPr>
-        <w:t xml:space="preserve">Two analysts run the same bootstrap with seed 7 and get different confidence intervals. One of them imports a plotting helper that draws random jitter with </w:t>
-      </w:r>
-      <w:r>
-        <w:rPr>
-          <w:rFonts w:ascii="Consolas" w:hAnsi="Consolas" w:eastAsia="Consolas"/>
-          <w:b w:val="0"/>
-          <w:sz w:val="19"/>
-        </w:rPr>
-        <w:t>np.random</w:t>
-      </w:r>
-      <w:r>
-        <w:rPr>
-          <w:b w:val="0"/>
-          <w:i w:val="0"/>
-        </w:rPr>
-        <w:t>. Tap the line that makes the result depend on other code, and fix the function.</w:t>
+      <w:r>
+        <w:rPr>
+          <w:b w:val="0"/>
+          <w:i w:val="0"/>
+        </w:rPr>
+        <w:t>Starter code:</w:t>
       </w:r>
     </w:p>
     <w:tbl>
@@ -2223,7 +2233,7 @@
                 <w:b w:val="0"/>
                 <w:sz w:val="16"/>
               </w:rPr>
-              <w:t>import numpy as np</w:t>
+              <w:t>def bucket(respondent_id, n_buckets):</w:t>
             </w:r>
           </w:p>
           <w:p>
@@ -2246,214 +2256,7 @@
                 <w:b w:val="0"/>
                 <w:sz w:val="16"/>
               </w:rPr>
-              <w:t xml:space="preserve"> </w:t>
-            </w:r>
-          </w:p>
-          <w:p>
-            <w:pPr>
-              <w:spacing w:before="0" w:after="0" w:line="240" w:lineRule="auto"/>
-              <w:ind w:left="567" w:hanging="567"/>
-            </w:pPr>
-            <w:r>
-              <w:rPr>
-                <w:rFonts w:ascii="Consolas" w:hAnsi="Consolas" w:eastAsia="Consolas"/>
-                <w:b w:val="0"/>
-                <w:color w:val="5B6875"/>
-                <w:sz w:val="16"/>
-              </w:rPr>
-              <w:t xml:space="preserve">   3  </w:t>
-            </w:r>
-            <w:r>
-              <w:rPr>
-                <w:rFonts w:ascii="Consolas" w:hAnsi="Consolas" w:eastAsia="Consolas"/>
-                <w:b w:val="0"/>
-                <w:sz w:val="16"/>
-              </w:rPr>
-              <w:t xml:space="preserve"> </w:t>
-            </w:r>
-          </w:p>
-          <w:p>
-            <w:pPr>
-              <w:spacing w:before="0" w:after="0" w:line="240" w:lineRule="auto"/>
-              <w:ind w:left="567" w:hanging="567"/>
-            </w:pPr>
-            <w:r>
-              <w:rPr>
-                <w:rFonts w:ascii="Consolas" w:hAnsi="Consolas" w:eastAsia="Consolas"/>
-                <w:b w:val="0"/>
-                <w:color w:val="5B6875"/>
-                <w:sz w:val="16"/>
-              </w:rPr>
-              <w:t xml:space="preserve">   4  </w:t>
-            </w:r>
-            <w:r>
-              <w:rPr>
-                <w:rFonts w:ascii="Consolas" w:hAnsi="Consolas" w:eastAsia="Consolas"/>
-                <w:b w:val="0"/>
-                <w:sz w:val="16"/>
-              </w:rPr>
-              <w:t>def bootstrap_means(values: list[float], n_boot: int, seed: int) -&gt; list[float]:</w:t>
-            </w:r>
-          </w:p>
-          <w:p>
-            <w:pPr>
-              <w:spacing w:before="0" w:after="0" w:line="240" w:lineRule="auto"/>
-              <w:ind w:left="567" w:hanging="567"/>
-            </w:pPr>
-            <w:r>
-              <w:rPr>
-                <w:rFonts w:ascii="Consolas" w:hAnsi="Consolas" w:eastAsia="Consolas"/>
-                <w:b w:val="0"/>
-                <w:color w:val="5B6875"/>
-                <w:sz w:val="16"/>
-              </w:rPr>
-              <w:t xml:space="preserve">   5  </w:t>
-            </w:r>
-            <w:r>
-              <w:rPr>
-                <w:rFonts w:ascii="Consolas" w:hAnsi="Consolas" w:eastAsia="Consolas"/>
-                <w:b w:val="0"/>
-                <w:sz w:val="16"/>
-              </w:rPr>
-              <w:t xml:space="preserve">    """Bootstrap means of values."""</w:t>
-            </w:r>
-          </w:p>
-          <w:p>
-            <w:pPr>
-              <w:spacing w:before="0" w:after="0" w:line="240" w:lineRule="auto"/>
-              <w:ind w:left="567" w:hanging="567"/>
-            </w:pPr>
-            <w:r>
-              <w:rPr>
-                <w:rFonts w:ascii="Consolas" w:hAnsi="Consolas" w:eastAsia="Consolas"/>
-                <w:b w:val="0"/>
-                <w:color w:val="5B6875"/>
-                <w:sz w:val="16"/>
-              </w:rPr>
-              <w:t xml:space="preserve">   6  </w:t>
-            </w:r>
-            <w:r>
-              <w:rPr>
-                <w:rFonts w:ascii="Consolas" w:hAnsi="Consolas" w:eastAsia="Consolas"/>
-                <w:b w:val="0"/>
-                <w:sz w:val="16"/>
-              </w:rPr>
-              <w:t xml:space="preserve">    np.random.seed(seed)</w:t>
-            </w:r>
-          </w:p>
-          <w:p>
-            <w:pPr>
-              <w:spacing w:before="0" w:after="0" w:line="240" w:lineRule="auto"/>
-              <w:ind w:left="567" w:hanging="567"/>
-            </w:pPr>
-            <w:r>
-              <w:rPr>
-                <w:rFonts w:ascii="Consolas" w:hAnsi="Consolas" w:eastAsia="Consolas"/>
-                <w:b w:val="0"/>
-                <w:color w:val="5B6875"/>
-                <w:sz w:val="16"/>
-              </w:rPr>
-              <w:t xml:space="preserve">   7  </w:t>
-            </w:r>
-            <w:r>
-              <w:rPr>
-                <w:rFonts w:ascii="Consolas" w:hAnsi="Consolas" w:eastAsia="Consolas"/>
-                <w:b w:val="0"/>
-                <w:sz w:val="16"/>
-              </w:rPr>
-              <w:t xml:space="preserve">    out = []</w:t>
-            </w:r>
-          </w:p>
-          <w:p>
-            <w:pPr>
-              <w:spacing w:before="0" w:after="0" w:line="240" w:lineRule="auto"/>
-              <w:ind w:left="567" w:hanging="567"/>
-            </w:pPr>
-            <w:r>
-              <w:rPr>
-                <w:rFonts w:ascii="Consolas" w:hAnsi="Consolas" w:eastAsia="Consolas"/>
-                <w:b w:val="0"/>
-                <w:color w:val="5B6875"/>
-                <w:sz w:val="16"/>
-              </w:rPr>
-              <w:t xml:space="preserve">   8  </w:t>
-            </w:r>
-            <w:r>
-              <w:rPr>
-                <w:rFonts w:ascii="Consolas" w:hAnsi="Consolas" w:eastAsia="Consolas"/>
-                <w:b w:val="0"/>
-                <w:sz w:val="16"/>
-              </w:rPr>
-              <w:t xml:space="preserve">    for _ in range(n_boot):</w:t>
-            </w:r>
-          </w:p>
-          <w:p>
-            <w:pPr>
-              <w:spacing w:before="0" w:after="0" w:line="240" w:lineRule="auto"/>
-              <w:ind w:left="567" w:hanging="567"/>
-            </w:pPr>
-            <w:r>
-              <w:rPr>
-                <w:rFonts w:ascii="Consolas" w:hAnsi="Consolas" w:eastAsia="Consolas"/>
-                <w:b w:val="0"/>
-                <w:color w:val="5B6875"/>
-                <w:sz w:val="16"/>
-              </w:rPr>
-              <w:t xml:space="preserve">   9  </w:t>
-            </w:r>
-            <w:r>
-              <w:rPr>
-                <w:rFonts w:ascii="Consolas" w:hAnsi="Consolas" w:eastAsia="Consolas"/>
-                <w:b w:val="0"/>
-                <w:sz w:val="16"/>
-              </w:rPr>
-              <w:t xml:space="preserve">        draw = np.random.choice(values, size=len(values), replace=True)</w:t>
-            </w:r>
-          </w:p>
-          <w:p>
-            <w:pPr>
-              <w:spacing w:before="0" w:after="0" w:line="240" w:lineRule="auto"/>
-              <w:ind w:left="567" w:hanging="567"/>
-            </w:pPr>
-            <w:r>
-              <w:rPr>
-                <w:rFonts w:ascii="Consolas" w:hAnsi="Consolas" w:eastAsia="Consolas"/>
-                <w:b w:val="0"/>
-                <w:color w:val="5B6875"/>
-                <w:sz w:val="16"/>
-              </w:rPr>
-              <w:t xml:space="preserve">  10  </w:t>
-            </w:r>
-            <w:r>
-              <w:rPr>
-                <w:rFonts w:ascii="Consolas" w:hAnsi="Consolas" w:eastAsia="Consolas"/>
-                <w:b w:val="0"/>
-                <w:sz w:val="16"/>
-              </w:rPr>
-              <w:t xml:space="preserve">        out.append(float(draw.mean()))</w:t>
-            </w:r>
-          </w:p>
-          <w:p>
-            <w:pPr>
-              <w:spacing w:before="0" w:after="0" w:line="240" w:lineRule="auto"/>
-              <w:ind w:left="567" w:hanging="567"/>
-            </w:pPr>
-            <w:r>
-              <w:rPr>
-                <w:rFonts w:ascii="Consolas" w:hAnsi="Consolas" w:eastAsia="Consolas"/>
-                <w:b w:val="0"/>
-                <w:color w:val="5B6875"/>
-                <w:sz w:val="16"/>
-              </w:rPr>
-              <w:t xml:space="preserve">  11  </w:t>
-            </w:r>
-            <w:r>
-              <w:rPr>
-                <w:rFonts w:ascii="Consolas" w:hAnsi="Consolas" w:eastAsia="Consolas"/>
-                <w:b w:val="0"/>
-                <w:sz w:val="16"/>
-              </w:rPr>
-              <w:t xml:space="preserve">    return out</w:t>
+              <w:t xml:space="preserve">    return hash(respondent_id) % n_buckets</w:t>
             </w:r>
           </w:p>
         </w:tc>
@@ -2461,139 +2264,35 @@
     </w:tbl>
     <w:p/>
     <w:p>
-      <w:r>
-        <w:rPr>
-          <w:b w:val="0"/>
-          <w:i/>
-        </w:rPr>
-        <w:t>Write down the line number of the bug. Then write the fix.</w:t>
+      <w:pPr>
+        <w:pStyle w:val="Heading5"/>
+      </w:pPr>
+      <w:r>
+        <w:t>Exercise 5. Spot the bug (level 4)</w:t>
       </w:r>
     </w:p>
     <w:p>
-      <w:pPr>
-        <w:pStyle w:val="Heading4"/>
-      </w:pPr>
-      <w:r>
-        <w:t>Sources</w:t>
-      </w:r>
-    </w:p>
-    <w:p>
-      <w:pPr>
-        <w:pStyle w:val="ListBullet"/>
-      </w:pPr>
-      <w:r>
-        <w:rPr>
-          <w:b w:val="0"/>
-          <w:i w:val="0"/>
-        </w:rPr>
-        <w:t>np.random.default_rng(seed) returns a Generator; Generator.spawn(n) returns n independent child generators. (verified: NumPy random documentation; run on NumPy 2.4.6 in this repository.)</w:t>
-      </w:r>
-    </w:p>
-    <w:p>
-      <w:pPr>
-        <w:pStyle w:val="ListBullet"/>
-      </w:pPr>
-      <w:r>
-        <w:rPr>
-          <w:b w:val="0"/>
-          <w:i w:val="0"/>
-        </w:rPr>
-        <w:t>Python's hash() of a str differs between processes unless PYTHONHASHSEED is fixed. (verified: Python data model documentation (object.</w:t>
-      </w:r>
-      <w:r>
-        <w:rPr>
-          <w:b/>
-          <w:i w:val="0"/>
-        </w:rPr>
-        <w:t>hash</w:t>
-      </w:r>
-      <w:r>
-        <w:rPr>
-          <w:b w:val="0"/>
-          <w:i w:val="0"/>
-        </w:rPr>
-        <w:t>); observed across two processes in this repository.)</w:t>
-      </w:r>
-    </w:p>
-    <w:p>
-      <w:pPr>
-        <w:pStyle w:val="Heading3"/>
-      </w:pPr>
-      <w:r>
-        <w:t>B6-L2 Record the data, config and code behind every result</w:t>
-      </w:r>
-    </w:p>
-    <w:p>
-      <w:pPr>
-        <w:pStyle w:val="Heading4"/>
-      </w:pPr>
-      <w:r>
-        <w:t>Concept</w:t>
-      </w:r>
-    </w:p>
-    <w:p>
-      <w:r>
-        <w:rPr>
-          <w:b w:val="0"/>
-          <w:i w:val="0"/>
-        </w:rPr>
-        <w:t xml:space="preserve">To rerun a result you need three things exactly as they were: the </w:t>
-      </w:r>
-      <w:r>
-        <w:rPr>
-          <w:b/>
-          <w:i w:val="0"/>
-        </w:rPr>
-        <w:t>data</w:t>
-      </w:r>
-      <w:r>
-        <w:rPr>
-          <w:b w:val="0"/>
-          <w:i w:val="0"/>
-        </w:rPr>
-        <w:t xml:space="preserve">, the </w:t>
-      </w:r>
-      <w:r>
-        <w:rPr>
-          <w:b/>
-          <w:i w:val="0"/>
-        </w:rPr>
-        <w:t>config</w:t>
-      </w:r>
-      <w:r>
-        <w:rPr>
-          <w:b w:val="0"/>
-          <w:i w:val="0"/>
-        </w:rPr>
-        <w:t xml:space="preserve"> and the </w:t>
-      </w:r>
-      <w:r>
-        <w:rPr>
-          <w:b/>
-          <w:i w:val="0"/>
-        </w:rPr>
-        <w:t>code</w:t>
-      </w:r>
-      <w:r>
-        <w:rPr>
-          <w:b w:val="0"/>
-          <w:i w:val="0"/>
-        </w:rPr>
-        <w:t xml:space="preserve">. Record all three with every run, in a small </w:t>
-      </w:r>
-      <w:r>
-        <w:rPr>
-          <w:b/>
-          <w:i w:val="0"/>
-        </w:rPr>
-        <w:t>run manifest</w:t>
-      </w:r>
-      <w:r>
-        <w:rPr>
-          <w:b w:val="0"/>
-          <w:i w:val="0"/>
-        </w:rPr>
-        <w:t>.</w:t>
+      <w:r>
+        <w:rPr>
+          <w:b w:val="0"/>
+          <w:i w:val="0"/>
+        </w:rPr>
+        <w:t xml:space="preserve">Two analysts run the same bootstrap with seed 7 and get different confidence intervals. One of them imports a plotting helper that draws random jitter with </w:t>
+      </w:r>
+      <w:r>
+        <w:rPr>
+          <w:rFonts w:ascii="Consolas" w:hAnsi="Consolas" w:eastAsia="Consolas"/>
+          <w:b w:val="0"/>
+          <w:sz w:val="19"/>
+        </w:rPr>
+        <w:t>np.random</w:t>
+      </w:r>
+      <w:r>
+        <w:rPr>
+          <w:b w:val="0"/>
+          <w:i w:val="0"/>
+        </w:rPr>
+        <w:t>. Tap the line that makes the result depend on other code, and fix the function.</w:t>
       </w:r>
     </w:p>
     <w:tbl>
@@ -2631,7 +2330,7 @@
                 <w:b w:val="0"/>
                 <w:sz w:val="16"/>
               </w:rPr>
-              <w:t>manifest = {</w:t>
+              <w:t>import numpy as np</w:t>
             </w:r>
           </w:p>
           <w:p>
@@ -2654,7 +2353,7 @@
                 <w:b w:val="0"/>
                 <w:sz w:val="16"/>
               </w:rPr>
-              <w:t xml:space="preserve">    "run_id": run_id,</w:t>
+              <w:t xml:space="preserve"> </w:t>
             </w:r>
           </w:p>
           <w:p>
@@ -2677,7 +2376,7 @@
                 <w:b w:val="0"/>
                 <w:sz w:val="16"/>
               </w:rPr>
-              <w:t xml:space="preserve">    "started_utc": datetime.now(timezone.utc).isoformat(),</w:t>
+              <w:t xml:space="preserve"> </w:t>
             </w:r>
           </w:p>
           <w:p>
@@ -2700,7 +2399,7 @@
                 <w:b w:val="0"/>
                 <w:sz w:val="16"/>
               </w:rPr>
-              <w:t xml:space="preserve">    "input_sha256": file_sha256(input_path),</w:t>
+              <w:t>def bootstrap_means(values: list[float], n_boot: int, seed: int) -&gt; list[float]:</w:t>
             </w:r>
           </w:p>
           <w:p>
@@ -2723,7 +2422,7 @@
                 <w:b w:val="0"/>
                 <w:sz w:val="16"/>
               </w:rPr>
-              <w:t xml:space="preserve">    "config_sha256": config_sha256(config),</w:t>
+              <w:t xml:space="preserve">    """Bootstrap means of values."""</w:t>
             </w:r>
           </w:p>
           <w:p>
@@ -2746,7 +2445,7 @@
                 <w:b w:val="0"/>
                 <w:sz w:val="16"/>
               </w:rPr>
-              <w:t xml:space="preserve">    "git_commit": git_commit,</w:t>
+              <w:t xml:space="preserve">    np.random.seed(seed)</w:t>
             </w:r>
           </w:p>
           <w:p>
@@ -2769,7 +2468,7 @@
                 <w:b w:val="0"/>
                 <w:sz w:val="16"/>
               </w:rPr>
-              <w:t xml:space="preserve">    "seed": seed,</w:t>
+              <w:t xml:space="preserve">    out = []</w:t>
             </w:r>
           </w:p>
           <w:p>
@@ -2792,7 +2491,7 @@
                 <w:b w:val="0"/>
                 <w:sz w:val="16"/>
               </w:rPr>
-              <w:t xml:space="preserve">    "packages": {"pandas": version("pandas"), "numpy": version("numpy")},</w:t>
+              <w:t xml:space="preserve">    for _ in range(n_boot):</w:t>
             </w:r>
           </w:p>
           <w:p>
@@ -2815,7 +2514,53 @@
                 <w:b w:val="0"/>
                 <w:sz w:val="16"/>
               </w:rPr>
-              <w:t>}</w:t>
+              <w:t xml:space="preserve">        draw = np.random.choice(values, size=len(values), replace=True)</w:t>
+            </w:r>
+          </w:p>
+          <w:p>
+            <w:pPr>
+              <w:spacing w:before="0" w:after="0" w:line="240" w:lineRule="auto"/>
+              <w:ind w:left="567" w:hanging="567"/>
+            </w:pPr>
+            <w:r>
+              <w:rPr>
+                <w:rFonts w:ascii="Consolas" w:hAnsi="Consolas" w:eastAsia="Consolas"/>
+                <w:b w:val="0"/>
+                <w:color w:val="5B6875"/>
+                <w:sz w:val="16"/>
+              </w:rPr>
+              <w:t xml:space="preserve">  10  </w:t>
+            </w:r>
+            <w:r>
+              <w:rPr>
+                <w:rFonts w:ascii="Consolas" w:hAnsi="Consolas" w:eastAsia="Consolas"/>
+                <w:b w:val="0"/>
+                <w:sz w:val="16"/>
+              </w:rPr>
+              <w:t xml:space="preserve">        out.append(float(draw.mean()))</w:t>
+            </w:r>
+          </w:p>
+          <w:p>
+            <w:pPr>
+              <w:spacing w:before="0" w:after="0" w:line="240" w:lineRule="auto"/>
+              <w:ind w:left="567" w:hanging="567"/>
+            </w:pPr>
+            <w:r>
+              <w:rPr>
+                <w:rFonts w:ascii="Consolas" w:hAnsi="Consolas" w:eastAsia="Consolas"/>
+                <w:b w:val="0"/>
+                <w:color w:val="5B6875"/>
+                <w:sz w:val="16"/>
+              </w:rPr>
+              <w:t xml:space="preserve">  11  </w:t>
+            </w:r>
+            <w:r>
+              <w:rPr>
+                <w:rFonts w:ascii="Consolas" w:hAnsi="Consolas" w:eastAsia="Consolas"/>
+                <w:b w:val="0"/>
+                <w:sz w:val="16"/>
+              </w:rPr>
+              <w:t xml:space="preserve">    return out</w:t>
             </w:r>
           </w:p>
         </w:tc>
@@ -2825,163 +2570,10 @@
     <w:p>
       <w:r>
         <w:rPr>
-          <w:b/>
-          <w:i w:val="0"/>
-        </w:rPr>
-        <w:t>Data.</w:t>
-      </w:r>
-      <w:r>
-        <w:rPr>
-          <w:b w:val="0"/>
-          <w:i w:val="0"/>
-        </w:rPr>
-        <w:t xml:space="preserve"> A file name and a date do not identify content. Suppliers resend files under the same name. A </w:t>
-      </w:r>
-      <w:r>
-        <w:rPr>
-          <w:b/>
-          <w:i w:val="0"/>
-        </w:rPr>
-        <w:t>content hash</w:t>
-      </w:r>
-      <w:r>
-        <w:rPr>
-          <w:b w:val="0"/>
-          <w:i w:val="0"/>
-        </w:rPr>
-        <w:t xml:space="preserve"> does: </w:t>
-      </w:r>
-      <w:r>
-        <w:rPr>
-          <w:rFonts w:ascii="Consolas" w:hAnsi="Consolas" w:eastAsia="Consolas"/>
-          <w:b w:val="0"/>
-          <w:sz w:val="19"/>
-        </w:rPr>
-        <w:t>hashlib.sha256</w:t>
-      </w:r>
-      <w:r>
-        <w:rPr>
-          <w:b w:val="0"/>
-          <w:i w:val="0"/>
-        </w:rPr>
-        <w:t xml:space="preserve"> over the file bytes changes if any byte changes. </w:t>
-      </w:r>
-      <w:r>
-        <w:rPr>
-          <w:rFonts w:ascii="Consolas" w:hAnsi="Consolas" w:eastAsia="Consolas"/>
-          <w:b w:val="0"/>
-          <w:sz w:val="19"/>
-        </w:rPr>
-        <w:t>hashlib.file_digest(f, "sha256")</w:t>
-      </w:r>
-      <w:r>
-        <w:rPr>
-          <w:b w:val="0"/>
-          <w:i w:val="0"/>
-        </w:rPr>
-        <w:t xml:space="preserve"> (Python 3.11 and later) reads the file in chunks, so large files do not load into memory. Keep raw inputs immutable: write each delivery to a new path and never overwrite it. For lakehouse tables, record the Delta table version instead (lesson A3-L3).</w:t>
-      </w:r>
-    </w:p>
-    <w:p>
-      <w:r>
-        <w:rPr>
-          <w:b/>
-          <w:i w:val="0"/>
-        </w:rPr>
-        <w:t>Config.</w:t>
-      </w:r>
-      <w:r>
-        <w:rPr>
-          <w:b w:val="0"/>
-          <w:i w:val="0"/>
-        </w:rPr>
-        <w:t xml:space="preserve"> Hash the config you loaded, not the file on disk, so defaults count. Serialise with </w:t>
-      </w:r>
-      <w:r>
-        <w:rPr>
-          <w:rFonts w:ascii="Consolas" w:hAnsi="Consolas" w:eastAsia="Consolas"/>
-          <w:b w:val="0"/>
-          <w:sz w:val="19"/>
-        </w:rPr>
-        <w:t>json.dumps(config, sort_keys=True)</w:t>
-      </w:r>
-      <w:r>
-        <w:rPr>
-          <w:b w:val="0"/>
-          <w:i w:val="0"/>
-        </w:rPr>
-        <w:t xml:space="preserve"> first. Without </w:t>
-      </w:r>
-      <w:r>
-        <w:rPr>
-          <w:rFonts w:ascii="Consolas" w:hAnsi="Consolas" w:eastAsia="Consolas"/>
-          <w:b w:val="0"/>
-          <w:sz w:val="19"/>
-        </w:rPr>
-        <w:t>sort_keys</w:t>
-      </w:r>
-      <w:r>
-        <w:rPr>
-          <w:b w:val="0"/>
-          <w:i w:val="0"/>
-        </w:rPr>
-        <w:t>, the same settings in a different key order give a different hash.</w:t>
-      </w:r>
-    </w:p>
-    <w:p>
-      <w:r>
-        <w:rPr>
-          <w:b/>
-          <w:i w:val="0"/>
-        </w:rPr>
-        <w:t>Code.</w:t>
-      </w:r>
-      <w:r>
-        <w:rPr>
-          <w:b w:val="0"/>
-          <w:i w:val="0"/>
-        </w:rPr>
-        <w:t xml:space="preserve"> Record the Git commit. Refuse to produce client output from a working tree with uncommitted changes, or record that it was dirty.</w:t>
-      </w:r>
-    </w:p>
-    <w:p>
-      <w:r>
-        <w:rPr>
-          <w:b/>
-          <w:i w:val="0"/>
-        </w:rPr>
-        <w:t>Environment.</w:t>
-      </w:r>
-      <w:r>
-        <w:rPr>
-          <w:b w:val="0"/>
-          <w:i w:val="0"/>
-        </w:rPr>
-        <w:t xml:space="preserve"> </w:t>
-      </w:r>
-      <w:r>
-        <w:rPr>
-          <w:rFonts w:ascii="Consolas" w:hAnsi="Consolas" w:eastAsia="Consolas"/>
-          <w:b w:val="0"/>
-          <w:sz w:val="19"/>
-        </w:rPr>
-        <w:t>importlib.metadata.version("pandas")</w:t>
-      </w:r>
-      <w:r>
-        <w:rPr>
-          <w:b w:val="0"/>
-          <w:i w:val="0"/>
-        </w:rPr>
-        <w:t xml:space="preserve"> returns the installed version. The lock file (lesson B6-L3) covers the rest.</w:t>
-      </w:r>
-    </w:p>
-    <w:p>
-      <w:r>
-        <w:rPr>
-          <w:b w:val="0"/>
-          <w:i w:val="0"/>
-        </w:rPr>
-        <w:t>Store the manifest next to the output, or as a row in a run log table. When someone asks "why did this number change?", compare two manifests. The field that differs is where to look.</w:t>
+          <w:b w:val="0"/>
+          <w:i/>
+        </w:rPr>
+        <w:t>Write down the line number of the bug. Then write the fix.</w:t>
       </w:r>
     </w:p>
     <w:p>
@@ -2989,55 +2581,53 @@
         <w:pStyle w:val="Heading4"/>
       </w:pPr>
       <w:r>
-        <w:t>Why it matters</w:t>
+        <w:t>Sources</w:t>
       </w:r>
     </w:p>
     <w:p>
-      <w:r>
-        <w:rPr>
-          <w:b w:val="0"/>
-          <w:i w:val="0"/>
-        </w:rPr>
-        <w:t xml:space="preserve">A client queried a brand share that moved 3 points between two versions of the same wave's report. The analysis folder held </w:t>
-      </w:r>
-      <w:r>
-        <w:rPr>
-          <w:rFonts w:ascii="Consolas" w:hAnsi="Consolas" w:eastAsia="Consolas"/>
-          <w:b w:val="0"/>
-          <w:sz w:val="19"/>
-        </w:rPr>
-        <w:t>wave12.csv</w:t>
-      </w:r>
-      <w:r>
-        <w:rPr>
-          <w:b w:val="0"/>
-          <w:i w:val="0"/>
-        </w:rPr>
-        <w:t>, the config and the notebook, all edited since. Nobody knew whether the supplier had resent the file, a setting had changed, or the code had. Reconstructing the answer took four days.</w:t>
+      <w:pPr>
+        <w:pStyle w:val="ListBullet"/>
+      </w:pPr>
+      <w:r>
+        <w:rPr>
+          <w:b w:val="0"/>
+          <w:i w:val="0"/>
+        </w:rPr>
+        <w:t>np.random.default_rng(seed) returns a Generator; Generator.spawn(n) returns n independent child generators. (verified: NumPy random documentation; run on NumPy 2.4.6 in this repository.)</w:t>
       </w:r>
     </w:p>
     <w:p>
-      <w:r>
-        <w:rPr>
-          <w:b w:val="0"/>
-          <w:i w:val="0"/>
-        </w:rPr>
-        <w:t xml:space="preserve">With manifests, the two runs differed in one field: </w:t>
-      </w:r>
-      <w:r>
-        <w:rPr>
-          <w:rFonts w:ascii="Consolas" w:hAnsi="Consolas" w:eastAsia="Consolas"/>
-          <w:b w:val="0"/>
-          <w:sz w:val="19"/>
-        </w:rPr>
-        <w:t>input_sha256</w:t>
-      </w:r>
-      <w:r>
-        <w:rPr>
-          <w:b w:val="0"/>
-          <w:i w:val="0"/>
-        </w:rPr>
-        <w:t>. The supplier had resent the file with 212 late completes.</w:t>
+      <w:pPr>
+        <w:pStyle w:val="ListBullet"/>
+      </w:pPr>
+      <w:r>
+        <w:rPr>
+          <w:b w:val="0"/>
+          <w:i w:val="0"/>
+        </w:rPr>
+        <w:t>Python's hash() of a str differs between processes unless PYTHONHASHSEED is fixed. (verified: Python data model documentation (object.</w:t>
+      </w:r>
+      <w:r>
+        <w:rPr>
+          <w:b/>
+          <w:i w:val="0"/>
+        </w:rPr>
+        <w:t>hash</w:t>
+      </w:r>
+      <w:r>
+        <w:rPr>
+          <w:b w:val="0"/>
+          <w:i w:val="0"/>
+        </w:rPr>
+        <w:t>); observed across two processes in this repository.)</w:t>
+      </w:r>
+    </w:p>
+    <w:p>
+      <w:pPr>
+        <w:pStyle w:val="Heading3"/>
+      </w:pPr>
+      <w:r>
+        <w:t>B6-L2 Record the data, config and code behind every result</w:t>
       </w:r>
     </w:p>
     <w:p>
@@ -3045,7 +2635,72 @@
         <w:pStyle w:val="Heading4"/>
       </w:pPr>
       <w:r>
-        <w:t>Worked example: weak code</w:t>
+        <w:t>Concept</w:t>
+      </w:r>
+    </w:p>
+    <w:p>
+      <w:r>
+        <w:rPr>
+          <w:b w:val="0"/>
+          <w:i w:val="0"/>
+        </w:rPr>
+        <w:t xml:space="preserve">To rerun a result you need three things exactly as they were: the </w:t>
+      </w:r>
+      <w:r>
+        <w:rPr>
+          <w:b/>
+          <w:i w:val="0"/>
+        </w:rPr>
+        <w:t>data</w:t>
+      </w:r>
+      <w:r>
+        <w:rPr>
+          <w:b w:val="0"/>
+          <w:i w:val="0"/>
+        </w:rPr>
+        <w:t xml:space="preserve">, the </w:t>
+      </w:r>
+      <w:r>
+        <w:rPr>
+          <w:b/>
+          <w:i w:val="0"/>
+        </w:rPr>
+        <w:t>config</w:t>
+      </w:r>
+      <w:r>
+        <w:rPr>
+          <w:b w:val="0"/>
+          <w:i w:val="0"/>
+        </w:rPr>
+        <w:t xml:space="preserve"> and the </w:t>
+      </w:r>
+      <w:r>
+        <w:rPr>
+          <w:b/>
+          <w:i w:val="0"/>
+        </w:rPr>
+        <w:t>code</w:t>
+      </w:r>
+      <w:r>
+        <w:rPr>
+          <w:b w:val="0"/>
+          <w:i w:val="0"/>
+        </w:rPr>
+        <w:t xml:space="preserve">. Record all three with every run, in a small </w:t>
+      </w:r>
+      <w:r>
+        <w:rPr>
+          <w:b/>
+          <w:i w:val="0"/>
+        </w:rPr>
+        <w:t>run manifest</w:t>
+      </w:r>
+      <w:r>
+        <w:rPr>
+          <w:b w:val="0"/>
+          <w:i w:val="0"/>
+        </w:rPr>
+        <w:t>.</w:t>
       </w:r>
     </w:p>
     <w:tbl>
@@ -3071,19 +2726,19 @@
             <w:r>
               <w:rPr>
                 <w:rFonts w:ascii="Consolas" w:hAnsi="Consolas" w:eastAsia="Consolas"/>
-                <w:b/>
+                <w:b w:val="0"/>
                 <w:color w:val="5B6875"/>
                 <w:sz w:val="16"/>
               </w:rPr>
-              <w:t xml:space="preserve"> [1]  </w:t>
-            </w:r>
-            <w:r>
-              <w:rPr>
-                <w:rFonts w:ascii="Consolas" w:hAnsi="Consolas" w:eastAsia="Consolas"/>
-                <w:b w:val="0"/>
-                <w:sz w:val="16"/>
-              </w:rPr>
-              <w:t>df = pd.read_csv("data/wave12.csv")</w:t>
+              <w:t xml:space="preserve">   1  </w:t>
+            </w:r>
+            <w:r>
+              <w:rPr>
+                <w:rFonts w:ascii="Consolas" w:hAnsi="Consolas" w:eastAsia="Consolas"/>
+                <w:b w:val="0"/>
+                <w:sz w:val="16"/>
+              </w:rPr>
+              <w:t>manifest = {</w:t>
             </w:r>
           </w:p>
           <w:p>
@@ -3106,7 +2761,7 @@
                 <w:b w:val="0"/>
                 <w:sz w:val="16"/>
               </w:rPr>
-              <w:t>results = analyse(df, CONFIG)</w:t>
+              <w:t xml:space="preserve">    "run_id": run_id,</w:t>
             </w:r>
           </w:p>
           <w:p>
@@ -3117,58 +2772,323 @@
             <w:r>
               <w:rPr>
                 <w:rFonts w:ascii="Consolas" w:hAnsi="Consolas" w:eastAsia="Consolas"/>
-                <w:b/>
+                <w:b w:val="0"/>
                 <w:color w:val="5B6875"/>
                 <w:sz w:val="16"/>
               </w:rPr>
-              <w:t xml:space="preserve"> [2]  </w:t>
-            </w:r>
-            <w:r>
-              <w:rPr>
-                <w:rFonts w:ascii="Consolas" w:hAnsi="Consolas" w:eastAsia="Consolas"/>
-                <w:b w:val="0"/>
-                <w:sz w:val="16"/>
-              </w:rPr>
-              <w:t>results.to_csv(f"out/wave12_{date.today()}.csv")</w:t>
+              <w:t xml:space="preserve">   3  </w:t>
+            </w:r>
+            <w:r>
+              <w:rPr>
+                <w:rFonts w:ascii="Consolas" w:hAnsi="Consolas" w:eastAsia="Consolas"/>
+                <w:b w:val="0"/>
+                <w:sz w:val="16"/>
+              </w:rPr>
+              <w:t xml:space="preserve">    "started_utc": datetime.now(timezone.utc).isoformat(),</w:t>
+            </w:r>
+          </w:p>
+          <w:p>
+            <w:pPr>
+              <w:spacing w:before="0" w:after="0" w:line="240" w:lineRule="auto"/>
+              <w:ind w:left="567" w:hanging="567"/>
+            </w:pPr>
+            <w:r>
+              <w:rPr>
+                <w:rFonts w:ascii="Consolas" w:hAnsi="Consolas" w:eastAsia="Consolas"/>
+                <w:b w:val="0"/>
+                <w:color w:val="5B6875"/>
+                <w:sz w:val="16"/>
+              </w:rPr>
+              <w:t xml:space="preserve">   4  </w:t>
+            </w:r>
+            <w:r>
+              <w:rPr>
+                <w:rFonts w:ascii="Consolas" w:hAnsi="Consolas" w:eastAsia="Consolas"/>
+                <w:b w:val="0"/>
+                <w:sz w:val="16"/>
+              </w:rPr>
+              <w:t xml:space="preserve">    "input_sha256": file_sha256(input_path),</w:t>
+            </w:r>
+          </w:p>
+          <w:p>
+            <w:pPr>
+              <w:spacing w:before="0" w:after="0" w:line="240" w:lineRule="auto"/>
+              <w:ind w:left="567" w:hanging="567"/>
+            </w:pPr>
+            <w:r>
+              <w:rPr>
+                <w:rFonts w:ascii="Consolas" w:hAnsi="Consolas" w:eastAsia="Consolas"/>
+                <w:b w:val="0"/>
+                <w:color w:val="5B6875"/>
+                <w:sz w:val="16"/>
+              </w:rPr>
+              <w:t xml:space="preserve">   5  </w:t>
+            </w:r>
+            <w:r>
+              <w:rPr>
+                <w:rFonts w:ascii="Consolas" w:hAnsi="Consolas" w:eastAsia="Consolas"/>
+                <w:b w:val="0"/>
+                <w:sz w:val="16"/>
+              </w:rPr>
+              <w:t xml:space="preserve">    "config_sha256": config_sha256(config),</w:t>
+            </w:r>
+          </w:p>
+          <w:p>
+            <w:pPr>
+              <w:spacing w:before="0" w:after="0" w:line="240" w:lineRule="auto"/>
+              <w:ind w:left="567" w:hanging="567"/>
+            </w:pPr>
+            <w:r>
+              <w:rPr>
+                <w:rFonts w:ascii="Consolas" w:hAnsi="Consolas" w:eastAsia="Consolas"/>
+                <w:b w:val="0"/>
+                <w:color w:val="5B6875"/>
+                <w:sz w:val="16"/>
+              </w:rPr>
+              <w:t xml:space="preserve">   6  </w:t>
+            </w:r>
+            <w:r>
+              <w:rPr>
+                <w:rFonts w:ascii="Consolas" w:hAnsi="Consolas" w:eastAsia="Consolas"/>
+                <w:b w:val="0"/>
+                <w:sz w:val="16"/>
+              </w:rPr>
+              <w:t xml:space="preserve">    "git_commit": git_commit,</w:t>
+            </w:r>
+          </w:p>
+          <w:p>
+            <w:pPr>
+              <w:spacing w:before="0" w:after="0" w:line="240" w:lineRule="auto"/>
+              <w:ind w:left="567" w:hanging="567"/>
+            </w:pPr>
+            <w:r>
+              <w:rPr>
+                <w:rFonts w:ascii="Consolas" w:hAnsi="Consolas" w:eastAsia="Consolas"/>
+                <w:b w:val="0"/>
+                <w:color w:val="5B6875"/>
+                <w:sz w:val="16"/>
+              </w:rPr>
+              <w:t xml:space="preserve">   7  </w:t>
+            </w:r>
+            <w:r>
+              <w:rPr>
+                <w:rFonts w:ascii="Consolas" w:hAnsi="Consolas" w:eastAsia="Consolas"/>
+                <w:b w:val="0"/>
+                <w:sz w:val="16"/>
+              </w:rPr>
+              <w:t xml:space="preserve">    "seed": seed,</w:t>
+            </w:r>
+          </w:p>
+          <w:p>
+            <w:pPr>
+              <w:spacing w:before="0" w:after="0" w:line="240" w:lineRule="auto"/>
+              <w:ind w:left="567" w:hanging="567"/>
+            </w:pPr>
+            <w:r>
+              <w:rPr>
+                <w:rFonts w:ascii="Consolas" w:hAnsi="Consolas" w:eastAsia="Consolas"/>
+                <w:b w:val="0"/>
+                <w:color w:val="5B6875"/>
+                <w:sz w:val="16"/>
+              </w:rPr>
+              <w:t xml:space="preserve">   8  </w:t>
+            </w:r>
+            <w:r>
+              <w:rPr>
+                <w:rFonts w:ascii="Consolas" w:hAnsi="Consolas" w:eastAsia="Consolas"/>
+                <w:b w:val="0"/>
+                <w:sz w:val="16"/>
+              </w:rPr>
+              <w:t xml:space="preserve">    "packages": {"pandas": version("pandas"), "numpy": version("numpy")},</w:t>
+            </w:r>
+          </w:p>
+          <w:p>
+            <w:pPr>
+              <w:spacing w:before="0" w:after="0" w:line="240" w:lineRule="auto"/>
+              <w:ind w:left="567" w:hanging="567"/>
+            </w:pPr>
+            <w:r>
+              <w:rPr>
+                <w:rFonts w:ascii="Consolas" w:hAnsi="Consolas" w:eastAsia="Consolas"/>
+                <w:b w:val="0"/>
+                <w:color w:val="5B6875"/>
+                <w:sz w:val="16"/>
+              </w:rPr>
+              <w:t xml:space="preserve">   9  </w:t>
+            </w:r>
+            <w:r>
+              <w:rPr>
+                <w:rFonts w:ascii="Consolas" w:hAnsi="Consolas" w:eastAsia="Consolas"/>
+                <w:b w:val="0"/>
+                <w:sz w:val="16"/>
+              </w:rPr>
+              <w:t>}</w:t>
             </w:r>
           </w:p>
         </w:tc>
       </w:tr>
     </w:tbl>
+    <w:p/>
     <w:p>
-      <w:pPr>
-        <w:pStyle w:val="ListNumber"/>
-      </w:pPr>
       <w:r>
         <w:rPr>
           <w:b/>
-        </w:rPr>
-        <w:t xml:space="preserve">Line 1. </w:t>
-      </w:r>
-      <w:r>
-        <w:rPr>
-          <w:b w:val="0"/>
-          <w:i w:val="0"/>
-        </w:rPr>
-        <w:t>The name says nothing about the content. A resent file has the same name.</w:t>
+          <w:i w:val="0"/>
+        </w:rPr>
+        <w:t>Data.</w:t>
+      </w:r>
+      <w:r>
+        <w:rPr>
+          <w:b w:val="0"/>
+          <w:i w:val="0"/>
+        </w:rPr>
+        <w:t xml:space="preserve"> A file name and a date do not identify content. Suppliers resend files under the same name. A </w:t>
+      </w:r>
+      <w:r>
+        <w:rPr>
+          <w:b/>
+          <w:i w:val="0"/>
+        </w:rPr>
+        <w:t>content hash</w:t>
+      </w:r>
+      <w:r>
+        <w:rPr>
+          <w:b w:val="0"/>
+          <w:i w:val="0"/>
+        </w:rPr>
+        <w:t xml:space="preserve"> does: </w:t>
+      </w:r>
+      <w:r>
+        <w:rPr>
+          <w:rFonts w:ascii="Consolas" w:hAnsi="Consolas" w:eastAsia="Consolas"/>
+          <w:b w:val="0"/>
+          <w:sz w:val="19"/>
+        </w:rPr>
+        <w:t>hashlib.sha256</w:t>
+      </w:r>
+      <w:r>
+        <w:rPr>
+          <w:b w:val="0"/>
+          <w:i w:val="0"/>
+        </w:rPr>
+        <w:t xml:space="preserve"> over the file bytes changes if any byte changes. </w:t>
+      </w:r>
+      <w:r>
+        <w:rPr>
+          <w:rFonts w:ascii="Consolas" w:hAnsi="Consolas" w:eastAsia="Consolas"/>
+          <w:b w:val="0"/>
+          <w:sz w:val="19"/>
+        </w:rPr>
+        <w:t>hashlib.file_digest(f, "sha256")</w:t>
+      </w:r>
+      <w:r>
+        <w:rPr>
+          <w:b w:val="0"/>
+          <w:i w:val="0"/>
+        </w:rPr>
+        <w:t xml:space="preserve"> (Python 3.11 and later) reads the file in chunks, so large files do not load into memory. Keep raw inputs immutable: write each delivery to a new path and never overwrite it. For lakehouse tables, record the Delta table version instead (lesson A3-L3).</w:t>
       </w:r>
     </w:p>
     <w:p>
-      <w:pPr>
-        <w:pStyle w:val="ListNumber"/>
-      </w:pPr>
       <w:r>
         <w:rPr>
           <w:b/>
-        </w:rPr>
-        <w:t xml:space="preserve">Line 3. </w:t>
-      </w:r>
-      <w:r>
-        <w:rPr>
-          <w:b w:val="0"/>
-          <w:i w:val="0"/>
-        </w:rPr>
-        <w:t>A date, but no record of the input, config, code or seed behind it.</w:t>
+          <w:i w:val="0"/>
+        </w:rPr>
+        <w:t>Config.</w:t>
+      </w:r>
+      <w:r>
+        <w:rPr>
+          <w:b w:val="0"/>
+          <w:i w:val="0"/>
+        </w:rPr>
+        <w:t xml:space="preserve"> Hash the config you loaded, not the file on disk, so defaults count. Serialise with </w:t>
+      </w:r>
+      <w:r>
+        <w:rPr>
+          <w:rFonts w:ascii="Consolas" w:hAnsi="Consolas" w:eastAsia="Consolas"/>
+          <w:b w:val="0"/>
+          <w:sz w:val="19"/>
+        </w:rPr>
+        <w:t>json.dumps(config, sort_keys=True)</w:t>
+      </w:r>
+      <w:r>
+        <w:rPr>
+          <w:b w:val="0"/>
+          <w:i w:val="0"/>
+        </w:rPr>
+        <w:t xml:space="preserve"> first. Without </w:t>
+      </w:r>
+      <w:r>
+        <w:rPr>
+          <w:rFonts w:ascii="Consolas" w:hAnsi="Consolas" w:eastAsia="Consolas"/>
+          <w:b w:val="0"/>
+          <w:sz w:val="19"/>
+        </w:rPr>
+        <w:t>sort_keys</w:t>
+      </w:r>
+      <w:r>
+        <w:rPr>
+          <w:b w:val="0"/>
+          <w:i w:val="0"/>
+        </w:rPr>
+        <w:t>, the same settings in a different key order give a different hash.</w:t>
+      </w:r>
+    </w:p>
+    <w:p>
+      <w:r>
+        <w:rPr>
+          <w:b/>
+          <w:i w:val="0"/>
+        </w:rPr>
+        <w:t>Code.</w:t>
+      </w:r>
+      <w:r>
+        <w:rPr>
+          <w:b w:val="0"/>
+          <w:i w:val="0"/>
+        </w:rPr>
+        <w:t xml:space="preserve"> Record the Git commit. Refuse to produce client output from a working tree with uncommitted changes, or record that it was dirty.</w:t>
+      </w:r>
+    </w:p>
+    <w:p>
+      <w:r>
+        <w:rPr>
+          <w:b/>
+          <w:i w:val="0"/>
+        </w:rPr>
+        <w:t>Environment.</w:t>
+      </w:r>
+      <w:r>
+        <w:rPr>
+          <w:b w:val="0"/>
+          <w:i w:val="0"/>
+        </w:rPr>
+        <w:t xml:space="preserve"> </w:t>
+      </w:r>
+      <w:r>
+        <w:rPr>
+          <w:rFonts w:ascii="Consolas" w:hAnsi="Consolas" w:eastAsia="Consolas"/>
+          <w:b w:val="0"/>
+          <w:sz w:val="19"/>
+        </w:rPr>
+        <w:t>importlib.metadata.version("pandas")</w:t>
+      </w:r>
+      <w:r>
+        <w:rPr>
+          <w:b w:val="0"/>
+          <w:i w:val="0"/>
+        </w:rPr>
+        <w:t xml:space="preserve"> returns the installed version. The lock file (lesson B6-L3) covers the rest.</w:t>
+      </w:r>
+    </w:p>
+    <w:p>
+      <w:r>
+        <w:rPr>
+          <w:b w:val="0"/>
+          <w:i w:val="0"/>
+        </w:rPr>
+        <w:t>Store the manifest next to the output, or as a row in a run log table. When someone asks "why did this number change?", compare two manifests. The field that differs is where to look.</w:t>
       </w:r>
     </w:p>
     <w:p>
@@ -3176,7 +3096,63 @@
         <w:pStyle w:val="Heading4"/>
       </w:pPr>
       <w:r>
-        <w:t>Worked example: strong code</w:t>
+        <w:t>Why it matters</w:t>
+      </w:r>
+    </w:p>
+    <w:p>
+      <w:r>
+        <w:rPr>
+          <w:b w:val="0"/>
+          <w:i w:val="0"/>
+        </w:rPr>
+        <w:t xml:space="preserve">A client queried a brand share that moved 3 points between two versions of the same wave's report. The analysis folder held </w:t>
+      </w:r>
+      <w:r>
+        <w:rPr>
+          <w:rFonts w:ascii="Consolas" w:hAnsi="Consolas" w:eastAsia="Consolas"/>
+          <w:b w:val="0"/>
+          <w:sz w:val="19"/>
+        </w:rPr>
+        <w:t>wave12.csv</w:t>
+      </w:r>
+      <w:r>
+        <w:rPr>
+          <w:b w:val="0"/>
+          <w:i w:val="0"/>
+        </w:rPr>
+        <w:t>, the config and the notebook, all edited since. Nobody knew whether the supplier had resent the file, a setting had changed, or the code had. Reconstructing the answer took four days.</w:t>
+      </w:r>
+    </w:p>
+    <w:p>
+      <w:r>
+        <w:rPr>
+          <w:b w:val="0"/>
+          <w:i w:val="0"/>
+        </w:rPr>
+        <w:t xml:space="preserve">With manifests, the two runs differed in one field: </w:t>
+      </w:r>
+      <w:r>
+        <w:rPr>
+          <w:rFonts w:ascii="Consolas" w:hAnsi="Consolas" w:eastAsia="Consolas"/>
+          <w:b w:val="0"/>
+          <w:sz w:val="19"/>
+        </w:rPr>
+        <w:t>input_sha256</w:t>
+      </w:r>
+      <w:r>
+        <w:rPr>
+          <w:b w:val="0"/>
+          <w:i w:val="0"/>
+        </w:rPr>
+        <w:t>. The supplier had resent the file with 212 late completes.</w:t>
+      </w:r>
+    </w:p>
+    <w:p>
+      <w:pPr>
+        <w:pStyle w:val="Heading4"/>
+      </w:pPr>
+      <w:r>
+        <w:t>Worked example: weak code</w:t>
       </w:r>
     </w:p>
     <w:tbl>
@@ -3202,19 +3178,19 @@
             <w:r>
               <w:rPr>
                 <w:rFonts w:ascii="Consolas" w:hAnsi="Consolas" w:eastAsia="Consolas"/>
-                <w:b w:val="0"/>
+                <w:b/>
                 <w:color w:val="5B6875"/>
                 <w:sz w:val="16"/>
               </w:rPr>
-              <w:t xml:space="preserve">   1  </w:t>
-            </w:r>
-            <w:r>
-              <w:rPr>
-                <w:rFonts w:ascii="Consolas" w:hAnsi="Consolas" w:eastAsia="Consolas"/>
-                <w:b w:val="0"/>
-                <w:sz w:val="16"/>
-              </w:rPr>
-              <w:t>import hashlib</w:t>
+              <w:t xml:space="preserve"> [1]  </w:t>
+            </w:r>
+            <w:r>
+              <w:rPr>
+                <w:rFonts w:ascii="Consolas" w:hAnsi="Consolas" w:eastAsia="Consolas"/>
+                <w:b w:val="0"/>
+                <w:sz w:val="16"/>
+              </w:rPr>
+              <w:t>df = pd.read_csv("data/wave12.csv")</w:t>
             </w:r>
           </w:p>
           <w:p>
@@ -3237,7 +3213,7 @@
                 <w:b w:val="0"/>
                 <w:sz w:val="16"/>
               </w:rPr>
-              <w:t>import json</w:t>
+              <w:t>results = analyse(df, CONFIG)</w:t>
             </w:r>
           </w:p>
           <w:p>
@@ -3248,263 +3224,10 @@
             <w:r>
               <w:rPr>
                 <w:rFonts w:ascii="Consolas" w:hAnsi="Consolas" w:eastAsia="Consolas"/>
-                <w:b w:val="0"/>
-                <w:color w:val="5B6875"/>
-                <w:sz w:val="16"/>
-              </w:rPr>
-              <w:t xml:space="preserve">   3  </w:t>
-            </w:r>
-            <w:r>
-              <w:rPr>
-                <w:rFonts w:ascii="Consolas" w:hAnsi="Consolas" w:eastAsia="Consolas"/>
-                <w:b w:val="0"/>
-                <w:sz w:val="16"/>
-              </w:rPr>
-              <w:t>from pathlib import Path</w:t>
-            </w:r>
-          </w:p>
-          <w:p>
-            <w:pPr>
-              <w:spacing w:before="0" w:after="0" w:line="240" w:lineRule="auto"/>
-              <w:ind w:left="567" w:hanging="567"/>
-            </w:pPr>
-            <w:r>
-              <w:rPr>
-                <w:rFonts w:ascii="Consolas" w:hAnsi="Consolas" w:eastAsia="Consolas"/>
-                <w:b w:val="0"/>
-                <w:color w:val="5B6875"/>
-                <w:sz w:val="16"/>
-              </w:rPr>
-              <w:t xml:space="preserve">   4  </w:t>
-            </w:r>
-            <w:r>
-              <w:rPr>
-                <w:rFonts w:ascii="Consolas" w:hAnsi="Consolas" w:eastAsia="Consolas"/>
-                <w:b w:val="0"/>
-                <w:sz w:val="16"/>
-              </w:rPr>
-              <w:t xml:space="preserve"> </w:t>
-            </w:r>
-          </w:p>
-          <w:p>
-            <w:pPr>
-              <w:spacing w:before="0" w:after="0" w:line="240" w:lineRule="auto"/>
-              <w:ind w:left="567" w:hanging="567"/>
-            </w:pPr>
-            <w:r>
-              <w:rPr>
-                <w:rFonts w:ascii="Consolas" w:hAnsi="Consolas" w:eastAsia="Consolas"/>
-                <w:b w:val="0"/>
-                <w:color w:val="5B6875"/>
-                <w:sz w:val="16"/>
-              </w:rPr>
-              <w:t xml:space="preserve">   5  </w:t>
-            </w:r>
-            <w:r>
-              <w:rPr>
-                <w:rFonts w:ascii="Consolas" w:hAnsi="Consolas" w:eastAsia="Consolas"/>
-                <w:b w:val="0"/>
-                <w:sz w:val="16"/>
-              </w:rPr>
-              <w:t xml:space="preserve"> </w:t>
-            </w:r>
-          </w:p>
-          <w:p>
-            <w:pPr>
-              <w:spacing w:before="0" w:after="0" w:line="240" w:lineRule="auto"/>
-              <w:ind w:left="567" w:hanging="567"/>
-            </w:pPr>
-            <w:r>
-              <w:rPr>
-                <w:rFonts w:ascii="Consolas" w:hAnsi="Consolas" w:eastAsia="Consolas"/>
-                <w:b w:val="0"/>
-                <w:color w:val="5B6875"/>
-                <w:sz w:val="16"/>
-              </w:rPr>
-              <w:t xml:space="preserve">   6  </w:t>
-            </w:r>
-            <w:r>
-              <w:rPr>
-                <w:rFonts w:ascii="Consolas" w:hAnsi="Consolas" w:eastAsia="Consolas"/>
-                <w:b w:val="0"/>
-                <w:sz w:val="16"/>
-              </w:rPr>
-              <w:t>def file_sha256(path: Path) -&gt; str:</w:t>
-            </w:r>
-          </w:p>
-          <w:p>
-            <w:pPr>
-              <w:spacing w:before="0" w:after="0" w:line="240" w:lineRule="auto"/>
-              <w:ind w:left="567" w:hanging="567"/>
-            </w:pPr>
-            <w:r>
-              <w:rPr>
-                <w:rFonts w:ascii="Consolas" w:hAnsi="Consolas" w:eastAsia="Consolas"/>
-                <w:b w:val="0"/>
-                <w:color w:val="5B6875"/>
-                <w:sz w:val="16"/>
-              </w:rPr>
-              <w:t xml:space="preserve">   7  </w:t>
-            </w:r>
-            <w:r>
-              <w:rPr>
-                <w:rFonts w:ascii="Consolas" w:hAnsi="Consolas" w:eastAsia="Consolas"/>
-                <w:b w:val="0"/>
-                <w:sz w:val="16"/>
-              </w:rPr>
-              <w:t xml:space="preserve">    """SHA-256 of a file's bytes, read in chunks."""</w:t>
-            </w:r>
-          </w:p>
-          <w:p>
-            <w:pPr>
-              <w:spacing w:before="0" w:after="0" w:line="240" w:lineRule="auto"/>
-              <w:ind w:left="567" w:hanging="567"/>
-            </w:pPr>
-            <w:r>
-              <w:rPr>
-                <w:rFonts w:ascii="Consolas" w:hAnsi="Consolas" w:eastAsia="Consolas"/>
-                <w:b w:val="0"/>
-                <w:color w:val="5B6875"/>
-                <w:sz w:val="16"/>
-              </w:rPr>
-              <w:t xml:space="preserve">   8  </w:t>
-            </w:r>
-            <w:r>
-              <w:rPr>
-                <w:rFonts w:ascii="Consolas" w:hAnsi="Consolas" w:eastAsia="Consolas"/>
-                <w:b w:val="0"/>
-                <w:sz w:val="16"/>
-              </w:rPr>
-              <w:t xml:space="preserve">    with path.open("rb") as f:</w:t>
-            </w:r>
-          </w:p>
-          <w:p>
-            <w:pPr>
-              <w:spacing w:before="0" w:after="0" w:line="240" w:lineRule="auto"/>
-              <w:ind w:left="567" w:hanging="567"/>
-            </w:pPr>
-            <w:r>
-              <w:rPr>
-                <w:rFonts w:ascii="Consolas" w:hAnsi="Consolas" w:eastAsia="Consolas"/>
                 <w:b/>
                 <w:color w:val="5B6875"/>
                 <w:sz w:val="16"/>
               </w:rPr>
-              <w:t xml:space="preserve"> [1]  </w:t>
-            </w:r>
-            <w:r>
-              <w:rPr>
-                <w:rFonts w:ascii="Consolas" w:hAnsi="Consolas" w:eastAsia="Consolas"/>
-                <w:b w:val="0"/>
-                <w:sz w:val="16"/>
-              </w:rPr>
-              <w:t xml:space="preserve">        return hashlib.file_digest(f, "sha256").hexdigest()</w:t>
-            </w:r>
-          </w:p>
-          <w:p>
-            <w:pPr>
-              <w:spacing w:before="0" w:after="0" w:line="240" w:lineRule="auto"/>
-              <w:ind w:left="567" w:hanging="567"/>
-            </w:pPr>
-            <w:r>
-              <w:rPr>
-                <w:rFonts w:ascii="Consolas" w:hAnsi="Consolas" w:eastAsia="Consolas"/>
-                <w:b w:val="0"/>
-                <w:color w:val="5B6875"/>
-                <w:sz w:val="16"/>
-              </w:rPr>
-              <w:t xml:space="preserve">  10  </w:t>
-            </w:r>
-            <w:r>
-              <w:rPr>
-                <w:rFonts w:ascii="Consolas" w:hAnsi="Consolas" w:eastAsia="Consolas"/>
-                <w:b w:val="0"/>
-                <w:sz w:val="16"/>
-              </w:rPr>
-              <w:t xml:space="preserve"> </w:t>
-            </w:r>
-          </w:p>
-          <w:p>
-            <w:pPr>
-              <w:spacing w:before="0" w:after="0" w:line="240" w:lineRule="auto"/>
-              <w:ind w:left="567" w:hanging="567"/>
-            </w:pPr>
-            <w:r>
-              <w:rPr>
-                <w:rFonts w:ascii="Consolas" w:hAnsi="Consolas" w:eastAsia="Consolas"/>
-                <w:b w:val="0"/>
-                <w:color w:val="5B6875"/>
-                <w:sz w:val="16"/>
-              </w:rPr>
-              <w:t xml:space="preserve">  11  </w:t>
-            </w:r>
-            <w:r>
-              <w:rPr>
-                <w:rFonts w:ascii="Consolas" w:hAnsi="Consolas" w:eastAsia="Consolas"/>
-                <w:b w:val="0"/>
-                <w:sz w:val="16"/>
-              </w:rPr>
-              <w:t xml:space="preserve"> </w:t>
-            </w:r>
-          </w:p>
-          <w:p>
-            <w:pPr>
-              <w:spacing w:before="0" w:after="0" w:line="240" w:lineRule="auto"/>
-              <w:ind w:left="567" w:hanging="567"/>
-            </w:pPr>
-            <w:r>
-              <w:rPr>
-                <w:rFonts w:ascii="Consolas" w:hAnsi="Consolas" w:eastAsia="Consolas"/>
-                <w:b w:val="0"/>
-                <w:color w:val="5B6875"/>
-                <w:sz w:val="16"/>
-              </w:rPr>
-              <w:t xml:space="preserve">  12  </w:t>
-            </w:r>
-            <w:r>
-              <w:rPr>
-                <w:rFonts w:ascii="Consolas" w:hAnsi="Consolas" w:eastAsia="Consolas"/>
-                <w:b w:val="0"/>
-                <w:sz w:val="16"/>
-              </w:rPr>
-              <w:t>def config_sha256(config: dict[str, object]) -&gt; str:</w:t>
-            </w:r>
-          </w:p>
-          <w:p>
-            <w:pPr>
-              <w:spacing w:before="0" w:after="0" w:line="240" w:lineRule="auto"/>
-              <w:ind w:left="567" w:hanging="567"/>
-            </w:pPr>
-            <w:r>
-              <w:rPr>
-                <w:rFonts w:ascii="Consolas" w:hAnsi="Consolas" w:eastAsia="Consolas"/>
-                <w:b w:val="0"/>
-                <w:color w:val="5B6875"/>
-                <w:sz w:val="16"/>
-              </w:rPr>
-              <w:t xml:space="preserve">  13  </w:t>
-            </w:r>
-            <w:r>
-              <w:rPr>
-                <w:rFonts w:ascii="Consolas" w:hAnsi="Consolas" w:eastAsia="Consolas"/>
-                <w:b w:val="0"/>
-                <w:sz w:val="16"/>
-              </w:rPr>
-              <w:t xml:space="preserve">    """SHA-256 of a config, independent of key order."""</w:t>
-            </w:r>
-          </w:p>
-          <w:p>
-            <w:pPr>
-              <w:spacing w:before="0" w:after="0" w:line="240" w:lineRule="auto"/>
-              <w:ind w:left="567" w:hanging="567"/>
-            </w:pPr>
-            <w:r>
-              <w:rPr>
-                <w:rFonts w:ascii="Consolas" w:hAnsi="Consolas" w:eastAsia="Consolas"/>
-                <w:b/>
-                <w:color w:val="5B6875"/>
-                <w:sz w:val="16"/>
-              </w:rPr>
               <w:t xml:space="preserve"> [2]  </w:t>
             </w:r>
             <w:r>
@@ -3513,30 +3236,7 @@
                 <w:b w:val="0"/>
                 <w:sz w:val="16"/>
               </w:rPr>
-              <w:t xml:space="preserve">    text = json.dumps(config, sort_keys=True)</w:t>
-            </w:r>
-          </w:p>
-          <w:p>
-            <w:pPr>
-              <w:spacing w:before="0" w:after="0" w:line="240" w:lineRule="auto"/>
-              <w:ind w:left="567" w:hanging="567"/>
-            </w:pPr>
-            <w:r>
-              <w:rPr>
-                <w:rFonts w:ascii="Consolas" w:hAnsi="Consolas" w:eastAsia="Consolas"/>
-                <w:b w:val="0"/>
-                <w:color w:val="5B6875"/>
-                <w:sz w:val="16"/>
-              </w:rPr>
-              <w:t xml:space="preserve">  15  </w:t>
-            </w:r>
-            <w:r>
-              <w:rPr>
-                <w:rFonts w:ascii="Consolas" w:hAnsi="Consolas" w:eastAsia="Consolas"/>
-                <w:b w:val="0"/>
-                <w:sz w:val="16"/>
-              </w:rPr>
-              <w:t xml:space="preserve">    return hashlib.sha256(text.encode("utf-8")).hexdigest()</w:t>
+              <w:t>results.to_csv(f"out/wave12_{date.today()}.csv")</w:t>
             </w:r>
           </w:p>
         </w:tc>
@@ -3550,14 +3250,14 @@
         <w:rPr>
           <w:b/>
         </w:rPr>
-        <w:t xml:space="preserve">Line 9. </w:t>
-      </w:r>
-      <w:r>
-        <w:rPr>
-          <w:b w:val="0"/>
-          <w:i w:val="0"/>
-        </w:rPr>
-        <w:t>Content identity: any changed byte changes the hash.</w:t>
+        <w:t xml:space="preserve">Line 1. </w:t>
+      </w:r>
+      <w:r>
+        <w:rPr>
+          <w:b w:val="0"/>
+          <w:i w:val="0"/>
+        </w:rPr>
+        <w:t>The name says nothing about the content. A resent file has the same name.</w:t>
       </w:r>
     </w:p>
     <w:p>
@@ -3568,23 +3268,14 @@
         <w:rPr>
           <w:b/>
         </w:rPr>
-        <w:t xml:space="preserve">Line 14. </w:t>
-      </w:r>
-      <w:r>
-        <w:rPr>
-          <w:b w:val="0"/>
-          <w:i w:val="0"/>
-        </w:rPr>
-        <w:t>Stable serialisation: key order does not change the hash.</w:t>
-      </w:r>
-    </w:p>
-    <w:p>
-      <w:r>
-        <w:rPr>
-          <w:b w:val="0"/>
-          <w:i w:val="0"/>
-        </w:rPr>
-        <w:t>Hash the input and the loaded config, record the commit and the seed, and store the manifest with the output.</w:t>
+        <w:t xml:space="preserve">Line 3. </w:t>
+      </w:r>
+      <w:r>
+        <w:rPr>
+          <w:b w:val="0"/>
+          <w:i w:val="0"/>
+        </w:rPr>
+        <w:t>A date, but no record of the input, config, code or seed behind it.</w:t>
       </w:r>
     </w:p>
     <w:p>
@@ -3592,206 +3283,7 @@
         <w:pStyle w:val="Heading4"/>
       </w:pPr>
       <w:r>
-        <w:t>Recap card</w:t>
-      </w:r>
-    </w:p>
-    <w:p>
-      <w:pPr>
-        <w:pStyle w:val="ListBullet"/>
-      </w:pPr>
-      <w:r>
-        <w:rPr>
-          <w:b/>
-          <w:i w:val="0"/>
-        </w:rPr>
-        <w:t>Three things to record for a rerun</w:t>
-      </w:r>
-      <w:r>
-        <w:rPr>
-          <w:b w:val="0"/>
-          <w:i w:val="0"/>
-        </w:rPr>
-        <w:t xml:space="preserve"> Data (content hash or table version), config (hash of the loaded config), code (Git commit).</w:t>
-      </w:r>
-    </w:p>
-    <w:p>
-      <w:pPr>
-        <w:pStyle w:val="ListBullet"/>
-      </w:pPr>
-      <w:r>
-        <w:rPr>
-          <w:b/>
-          <w:i w:val="0"/>
-        </w:rPr>
-        <w:t>Hash a large file</w:t>
-      </w:r>
-      <w:r>
-        <w:rPr>
-          <w:b w:val="0"/>
-          <w:i w:val="0"/>
-        </w:rPr>
-        <w:t xml:space="preserve"> with path.open("rb") as f: hashlib.file_digest(f, "sha256") (Python 3.11+).</w:t>
-      </w:r>
-    </w:p>
-    <w:p>
-      <w:pPr>
-        <w:pStyle w:val="ListBullet"/>
-      </w:pPr>
-      <w:r>
-        <w:rPr>
-          <w:b/>
-          <w:i w:val="0"/>
-        </w:rPr>
-        <w:t>Stable config hash</w:t>
-      </w:r>
-      <w:r>
-        <w:rPr>
-          <w:b w:val="0"/>
-          <w:i w:val="0"/>
-        </w:rPr>
-        <w:t xml:space="preserve"> sha256 of json.dumps(config, sort_keys=True).encode("utf-8").</w:t>
-      </w:r>
-    </w:p>
-    <w:p>
-      <w:pPr>
-        <w:pStyle w:val="ListBullet"/>
-      </w:pPr>
-      <w:r>
-        <w:rPr>
-          <w:b/>
-          <w:i w:val="0"/>
-        </w:rPr>
-        <w:t>Raw inputs</w:t>
-      </w:r>
-      <w:r>
-        <w:rPr>
-          <w:b w:val="0"/>
-          <w:i w:val="0"/>
-        </w:rPr>
-        <w:t xml:space="preserve"> Immutable: each delivery at a new path, never overwritten.</w:t>
-      </w:r>
-    </w:p>
-    <w:p>
-      <w:pPr>
-        <w:pStyle w:val="Heading4"/>
-      </w:pPr>
-      <w:r>
-        <w:t>Practice</w:t>
-      </w:r>
-    </w:p>
-    <w:p>
-      <w:pPr>
-        <w:pStyle w:val="Heading5"/>
-      </w:pPr>
-      <w:r>
-        <w:t>Exercise 1. Multiple choice (level 1)</w:t>
-      </w:r>
-    </w:p>
-    <w:p>
-      <w:r>
-        <w:rPr>
-          <w:b w:val="0"/>
-          <w:i w:val="0"/>
-        </w:rPr>
-        <w:t>Which value best identifies the exact input file a result came from?</w:t>
-      </w:r>
-    </w:p>
-    <w:p>
-      <w:pPr>
-        <w:pStyle w:val="ListBullet"/>
-      </w:pPr>
-      <w:r>
-        <w:rPr>
-          <w:b w:val="0"/>
-          <w:i w:val="0"/>
-        </w:rPr>
-        <w:t>a) The file name</w:t>
-      </w:r>
-    </w:p>
-    <w:p>
-      <w:pPr>
-        <w:pStyle w:val="ListBullet"/>
-      </w:pPr>
-      <w:r>
-        <w:rPr>
-          <w:b w:val="0"/>
-          <w:i w:val="0"/>
-        </w:rPr>
-        <w:t>b) The file's modified time</w:t>
-      </w:r>
-    </w:p>
-    <w:p>
-      <w:pPr>
-        <w:pStyle w:val="ListBullet"/>
-      </w:pPr>
-      <w:r>
-        <w:rPr>
-          <w:b w:val="0"/>
-          <w:i w:val="0"/>
-        </w:rPr>
-        <w:t>c) The SHA-256 of the file's bytes</w:t>
-      </w:r>
-    </w:p>
-    <w:p>
-      <w:pPr>
-        <w:pStyle w:val="ListBullet"/>
-      </w:pPr>
-      <w:r>
-        <w:rPr>
-          <w:b w:val="0"/>
-          <w:i w:val="0"/>
-        </w:rPr>
-        <w:t>d) The row count</w:t>
-      </w:r>
-    </w:p>
-    <w:p>
-      <w:r>
-        <w:rPr>
-          <w:b/>
-          <w:i w:val="0"/>
-        </w:rPr>
-        <w:t>Why?</w:t>
-      </w:r>
-    </w:p>
-    <w:p>
-      <w:pPr>
-        <w:pStyle w:val="ListBullet"/>
-      </w:pPr>
-      <w:r>
-        <w:rPr>
-          <w:b w:val="0"/>
-          <w:i w:val="0"/>
-        </w:rPr>
-        <w:t>r1) Any change to the content changes the hash, and identical content gives the same hash everywhere.</w:t>
-      </w:r>
-    </w:p>
-    <w:p>
-      <w:pPr>
-        <w:pStyle w:val="ListBullet"/>
-      </w:pPr>
-      <w:r>
-        <w:rPr>
-          <w:b w:val="0"/>
-          <w:i w:val="0"/>
-        </w:rPr>
-        <w:t>r2) Hashes are shorter than file names.</w:t>
-      </w:r>
-    </w:p>
-    <w:p>
-      <w:pPr>
-        <w:pStyle w:val="Heading5"/>
-      </w:pPr>
-      <w:r>
-        <w:t>Exercise 2. Predict the output (level 2)</w:t>
-      </w:r>
-    </w:p>
-    <w:p>
-      <w:r>
-        <w:rPr>
-          <w:b w:val="0"/>
-          <w:i w:val="0"/>
-        </w:rPr>
-        <w:t>What does this print?</w:t>
+        <w:t>Worked example: strong code</w:t>
       </w:r>
     </w:p>
     <w:tbl>
@@ -3829,7 +3321,7 @@
                 <w:b w:val="0"/>
                 <w:sz w:val="16"/>
               </w:rPr>
-              <w:t>import json</w:t>
+              <w:t>import hashlib</w:t>
             </w:r>
           </w:p>
           <w:p>
@@ -3852,7 +3344,7 @@
                 <w:b w:val="0"/>
                 <w:sz w:val="16"/>
               </w:rPr>
-              <w:t xml:space="preserve"> </w:t>
+              <w:t>import json</w:t>
             </w:r>
           </w:p>
           <w:p>
@@ -3875,19 +3367,431 @@
                 <w:b w:val="0"/>
                 <w:sz w:val="16"/>
               </w:rPr>
-              <w:t>print(json.dumps({"min_base": 50, "cap": 5.0}, sort_keys=True))</w:t>
+              <w:t>from pathlib import Path</w:t>
+            </w:r>
+          </w:p>
+          <w:p>
+            <w:pPr>
+              <w:spacing w:before="0" w:after="0" w:line="240" w:lineRule="auto"/>
+              <w:ind w:left="567" w:hanging="567"/>
+            </w:pPr>
+            <w:r>
+              <w:rPr>
+                <w:rFonts w:ascii="Consolas" w:hAnsi="Consolas" w:eastAsia="Consolas"/>
+                <w:b w:val="0"/>
+                <w:color w:val="5B6875"/>
+                <w:sz w:val="16"/>
+              </w:rPr>
+              <w:t xml:space="preserve">   4  </w:t>
+            </w:r>
+            <w:r>
+              <w:rPr>
+                <w:rFonts w:ascii="Consolas" w:hAnsi="Consolas" w:eastAsia="Consolas"/>
+                <w:b w:val="0"/>
+                <w:sz w:val="16"/>
+              </w:rPr>
+              <w:t xml:space="preserve"> </w:t>
+            </w:r>
+          </w:p>
+          <w:p>
+            <w:pPr>
+              <w:spacing w:before="0" w:after="0" w:line="240" w:lineRule="auto"/>
+              <w:ind w:left="567" w:hanging="567"/>
+            </w:pPr>
+            <w:r>
+              <w:rPr>
+                <w:rFonts w:ascii="Consolas" w:hAnsi="Consolas" w:eastAsia="Consolas"/>
+                <w:b w:val="0"/>
+                <w:color w:val="5B6875"/>
+                <w:sz w:val="16"/>
+              </w:rPr>
+              <w:t xml:space="preserve">   5  </w:t>
+            </w:r>
+            <w:r>
+              <w:rPr>
+                <w:rFonts w:ascii="Consolas" w:hAnsi="Consolas" w:eastAsia="Consolas"/>
+                <w:b w:val="0"/>
+                <w:sz w:val="16"/>
+              </w:rPr>
+              <w:t xml:space="preserve"> </w:t>
+            </w:r>
+          </w:p>
+          <w:p>
+            <w:pPr>
+              <w:spacing w:before="0" w:after="0" w:line="240" w:lineRule="auto"/>
+              <w:ind w:left="567" w:hanging="567"/>
+            </w:pPr>
+            <w:r>
+              <w:rPr>
+                <w:rFonts w:ascii="Consolas" w:hAnsi="Consolas" w:eastAsia="Consolas"/>
+                <w:b w:val="0"/>
+                <w:color w:val="5B6875"/>
+                <w:sz w:val="16"/>
+              </w:rPr>
+              <w:t xml:space="preserve">   6  </w:t>
+            </w:r>
+            <w:r>
+              <w:rPr>
+                <w:rFonts w:ascii="Consolas" w:hAnsi="Consolas" w:eastAsia="Consolas"/>
+                <w:b w:val="0"/>
+                <w:sz w:val="16"/>
+              </w:rPr>
+              <w:t>def file_sha256(path: Path) -&gt; str:</w:t>
+            </w:r>
+          </w:p>
+          <w:p>
+            <w:pPr>
+              <w:spacing w:before="0" w:after="0" w:line="240" w:lineRule="auto"/>
+              <w:ind w:left="567" w:hanging="567"/>
+            </w:pPr>
+            <w:r>
+              <w:rPr>
+                <w:rFonts w:ascii="Consolas" w:hAnsi="Consolas" w:eastAsia="Consolas"/>
+                <w:b w:val="0"/>
+                <w:color w:val="5B6875"/>
+                <w:sz w:val="16"/>
+              </w:rPr>
+              <w:t xml:space="preserve">   7  </w:t>
+            </w:r>
+            <w:r>
+              <w:rPr>
+                <w:rFonts w:ascii="Consolas" w:hAnsi="Consolas" w:eastAsia="Consolas"/>
+                <w:b w:val="0"/>
+                <w:sz w:val="16"/>
+              </w:rPr>
+              <w:t xml:space="preserve">    """SHA-256 of a file's bytes, read in chunks."""</w:t>
+            </w:r>
+          </w:p>
+          <w:p>
+            <w:pPr>
+              <w:spacing w:before="0" w:after="0" w:line="240" w:lineRule="auto"/>
+              <w:ind w:left="567" w:hanging="567"/>
+            </w:pPr>
+            <w:r>
+              <w:rPr>
+                <w:rFonts w:ascii="Consolas" w:hAnsi="Consolas" w:eastAsia="Consolas"/>
+                <w:b w:val="0"/>
+                <w:color w:val="5B6875"/>
+                <w:sz w:val="16"/>
+              </w:rPr>
+              <w:t xml:space="preserve">   8  </w:t>
+            </w:r>
+            <w:r>
+              <w:rPr>
+                <w:rFonts w:ascii="Consolas" w:hAnsi="Consolas" w:eastAsia="Consolas"/>
+                <w:b w:val="0"/>
+                <w:sz w:val="16"/>
+              </w:rPr>
+              <w:t xml:space="preserve">    with path.open("rb") as f:</w:t>
+            </w:r>
+          </w:p>
+          <w:p>
+            <w:pPr>
+              <w:spacing w:before="0" w:after="0" w:line="240" w:lineRule="auto"/>
+              <w:ind w:left="567" w:hanging="567"/>
+            </w:pPr>
+            <w:r>
+              <w:rPr>
+                <w:rFonts w:ascii="Consolas" w:hAnsi="Consolas" w:eastAsia="Consolas"/>
+                <w:b/>
+                <w:color w:val="5B6875"/>
+                <w:sz w:val="16"/>
+              </w:rPr>
+              <w:t xml:space="preserve"> [1]  </w:t>
+            </w:r>
+            <w:r>
+              <w:rPr>
+                <w:rFonts w:ascii="Consolas" w:hAnsi="Consolas" w:eastAsia="Consolas"/>
+                <w:b w:val="0"/>
+                <w:sz w:val="16"/>
+              </w:rPr>
+              <w:t xml:space="preserve">        return hashlib.file_digest(f, "sha256").hexdigest()</w:t>
+            </w:r>
+          </w:p>
+          <w:p>
+            <w:pPr>
+              <w:spacing w:before="0" w:after="0" w:line="240" w:lineRule="auto"/>
+              <w:ind w:left="567" w:hanging="567"/>
+            </w:pPr>
+            <w:r>
+              <w:rPr>
+                <w:rFonts w:ascii="Consolas" w:hAnsi="Consolas" w:eastAsia="Consolas"/>
+                <w:b w:val="0"/>
+                <w:color w:val="5B6875"/>
+                <w:sz w:val="16"/>
+              </w:rPr>
+              <w:t xml:space="preserve">  10  </w:t>
+            </w:r>
+            <w:r>
+              <w:rPr>
+                <w:rFonts w:ascii="Consolas" w:hAnsi="Consolas" w:eastAsia="Consolas"/>
+                <w:b w:val="0"/>
+                <w:sz w:val="16"/>
+              </w:rPr>
+              <w:t xml:space="preserve"> </w:t>
+            </w:r>
+          </w:p>
+          <w:p>
+            <w:pPr>
+              <w:spacing w:before="0" w:after="0" w:line="240" w:lineRule="auto"/>
+              <w:ind w:left="567" w:hanging="567"/>
+            </w:pPr>
+            <w:r>
+              <w:rPr>
+                <w:rFonts w:ascii="Consolas" w:hAnsi="Consolas" w:eastAsia="Consolas"/>
+                <w:b w:val="0"/>
+                <w:color w:val="5B6875"/>
+                <w:sz w:val="16"/>
+              </w:rPr>
+              <w:t xml:space="preserve">  11  </w:t>
+            </w:r>
+            <w:r>
+              <w:rPr>
+                <w:rFonts w:ascii="Consolas" w:hAnsi="Consolas" w:eastAsia="Consolas"/>
+                <w:b w:val="0"/>
+                <w:sz w:val="16"/>
+              </w:rPr>
+              <w:t xml:space="preserve"> </w:t>
+            </w:r>
+          </w:p>
+          <w:p>
+            <w:pPr>
+              <w:spacing w:before="0" w:after="0" w:line="240" w:lineRule="auto"/>
+              <w:ind w:left="567" w:hanging="567"/>
+            </w:pPr>
+            <w:r>
+              <w:rPr>
+                <w:rFonts w:ascii="Consolas" w:hAnsi="Consolas" w:eastAsia="Consolas"/>
+                <w:b w:val="0"/>
+                <w:color w:val="5B6875"/>
+                <w:sz w:val="16"/>
+              </w:rPr>
+              <w:t xml:space="preserve">  12  </w:t>
+            </w:r>
+            <w:r>
+              <w:rPr>
+                <w:rFonts w:ascii="Consolas" w:hAnsi="Consolas" w:eastAsia="Consolas"/>
+                <w:b w:val="0"/>
+                <w:sz w:val="16"/>
+              </w:rPr>
+              <w:t>def config_sha256(config: dict[str, object]) -&gt; str:</w:t>
+            </w:r>
+          </w:p>
+          <w:p>
+            <w:pPr>
+              <w:spacing w:before="0" w:after="0" w:line="240" w:lineRule="auto"/>
+              <w:ind w:left="567" w:hanging="567"/>
+            </w:pPr>
+            <w:r>
+              <w:rPr>
+                <w:rFonts w:ascii="Consolas" w:hAnsi="Consolas" w:eastAsia="Consolas"/>
+                <w:b w:val="0"/>
+                <w:color w:val="5B6875"/>
+                <w:sz w:val="16"/>
+              </w:rPr>
+              <w:t xml:space="preserve">  13  </w:t>
+            </w:r>
+            <w:r>
+              <w:rPr>
+                <w:rFonts w:ascii="Consolas" w:hAnsi="Consolas" w:eastAsia="Consolas"/>
+                <w:b w:val="0"/>
+                <w:sz w:val="16"/>
+              </w:rPr>
+              <w:t xml:space="preserve">    """SHA-256 of a config, independent of key order."""</w:t>
+            </w:r>
+          </w:p>
+          <w:p>
+            <w:pPr>
+              <w:spacing w:before="0" w:after="0" w:line="240" w:lineRule="auto"/>
+              <w:ind w:left="567" w:hanging="567"/>
+            </w:pPr>
+            <w:r>
+              <w:rPr>
+                <w:rFonts w:ascii="Consolas" w:hAnsi="Consolas" w:eastAsia="Consolas"/>
+                <w:b/>
+                <w:color w:val="5B6875"/>
+                <w:sz w:val="16"/>
+              </w:rPr>
+              <w:t xml:space="preserve"> [2]  </w:t>
+            </w:r>
+            <w:r>
+              <w:rPr>
+                <w:rFonts w:ascii="Consolas" w:hAnsi="Consolas" w:eastAsia="Consolas"/>
+                <w:b w:val="0"/>
+                <w:sz w:val="16"/>
+              </w:rPr>
+              <w:t xml:space="preserve">    text = json.dumps(config, sort_keys=True)</w:t>
+            </w:r>
+          </w:p>
+          <w:p>
+            <w:pPr>
+              <w:spacing w:before="0" w:after="0" w:line="240" w:lineRule="auto"/>
+              <w:ind w:left="567" w:hanging="567"/>
+            </w:pPr>
+            <w:r>
+              <w:rPr>
+                <w:rFonts w:ascii="Consolas" w:hAnsi="Consolas" w:eastAsia="Consolas"/>
+                <w:b w:val="0"/>
+                <w:color w:val="5B6875"/>
+                <w:sz w:val="16"/>
+              </w:rPr>
+              <w:t xml:space="preserve">  15  </w:t>
+            </w:r>
+            <w:r>
+              <w:rPr>
+                <w:rFonts w:ascii="Consolas" w:hAnsi="Consolas" w:eastAsia="Consolas"/>
+                <w:b w:val="0"/>
+                <w:sz w:val="16"/>
+              </w:rPr>
+              <w:t xml:space="preserve">    return hashlib.sha256(text.encode("utf-8")).hexdigest()</w:t>
             </w:r>
           </w:p>
         </w:tc>
       </w:tr>
     </w:tbl>
-    <w:p/>
+    <w:p>
+      <w:pPr>
+        <w:pStyle w:val="ListNumber"/>
+      </w:pPr>
+      <w:r>
+        <w:rPr>
+          <w:b/>
+        </w:rPr>
+        <w:t xml:space="preserve">Line 9. </w:t>
+      </w:r>
+      <w:r>
+        <w:rPr>
+          <w:b w:val="0"/>
+          <w:i w:val="0"/>
+        </w:rPr>
+        <w:t>Content identity: any changed byte changes the hash.</w:t>
+      </w:r>
+    </w:p>
+    <w:p>
+      <w:pPr>
+        <w:pStyle w:val="ListNumber"/>
+      </w:pPr>
+      <w:r>
+        <w:rPr>
+          <w:b/>
+        </w:rPr>
+        <w:t xml:space="preserve">Line 14. </w:t>
+      </w:r>
+      <w:r>
+        <w:rPr>
+          <w:b w:val="0"/>
+          <w:i w:val="0"/>
+        </w:rPr>
+        <w:t>Stable serialisation: key order does not change the hash.</w:t>
+      </w:r>
+    </w:p>
+    <w:p>
+      <w:r>
+        <w:rPr>
+          <w:b w:val="0"/>
+          <w:i w:val="0"/>
+        </w:rPr>
+        <w:t>Hash the input and the loaded config, record the commit and the seed, and store the manifest with the output.</w:t>
+      </w:r>
+    </w:p>
+    <w:p>
+      <w:pPr>
+        <w:pStyle w:val="Heading4"/>
+      </w:pPr>
+      <w:r>
+        <w:t>Recap card</w:t>
+      </w:r>
+    </w:p>
+    <w:p>
+      <w:pPr>
+        <w:pStyle w:val="ListBullet"/>
+      </w:pPr>
+      <w:r>
+        <w:rPr>
+          <w:b/>
+          <w:i w:val="0"/>
+        </w:rPr>
+        <w:t>Three things to record for a rerun</w:t>
+      </w:r>
+      <w:r>
+        <w:rPr>
+          <w:b w:val="0"/>
+          <w:i w:val="0"/>
+        </w:rPr>
+        <w:t xml:space="preserve"> Data (content hash or table version), config (hash of the loaded config), code (Git commit).</w:t>
+      </w:r>
+    </w:p>
+    <w:p>
+      <w:pPr>
+        <w:pStyle w:val="ListBullet"/>
+      </w:pPr>
+      <w:r>
+        <w:rPr>
+          <w:b/>
+          <w:i w:val="0"/>
+        </w:rPr>
+        <w:t>Hash a large file</w:t>
+      </w:r>
+      <w:r>
+        <w:rPr>
+          <w:b w:val="0"/>
+          <w:i w:val="0"/>
+        </w:rPr>
+        <w:t xml:space="preserve"> with path.open("rb") as f: hashlib.file_digest(f, "sha256") (Python 3.11+).</w:t>
+      </w:r>
+    </w:p>
+    <w:p>
+      <w:pPr>
+        <w:pStyle w:val="ListBullet"/>
+      </w:pPr>
+      <w:r>
+        <w:rPr>
+          <w:b/>
+          <w:i w:val="0"/>
+        </w:rPr>
+        <w:t>Stable config hash</w:t>
+      </w:r>
+      <w:r>
+        <w:rPr>
+          <w:b w:val="0"/>
+          <w:i w:val="0"/>
+        </w:rPr>
+        <w:t xml:space="preserve"> sha256 of json.dumps(config, sort_keys=True).encode("utf-8").</w:t>
+      </w:r>
+    </w:p>
+    <w:p>
+      <w:pPr>
+        <w:pStyle w:val="ListBullet"/>
+      </w:pPr>
+      <w:r>
+        <w:rPr>
+          <w:b/>
+          <w:i w:val="0"/>
+        </w:rPr>
+        <w:t>Raw inputs</w:t>
+      </w:r>
+      <w:r>
+        <w:rPr>
+          <w:b w:val="0"/>
+          <w:i w:val="0"/>
+        </w:rPr>
+        <w:t xml:space="preserve"> Immutable: each delivery at a new path, never overwritten.</w:t>
+      </w:r>
+    </w:p>
+    <w:p>
+      <w:pPr>
+        <w:pStyle w:val="Heading4"/>
+      </w:pPr>
+      <w:r>
+        <w:t>Practice</w:t>
+      </w:r>
+    </w:p>
     <w:p>
       <w:pPr>
         <w:pStyle w:val="Heading5"/>
       </w:pPr>
       <w:r>
-        <w:t>Exercise 3. Fill the gap (level 2)</w:t>
+        <w:t>Exercise 1. Multiple choice (level 1)</w:t>
       </w:r>
     </w:p>
     <w:p>
@@ -3896,7 +3800,105 @@
           <w:b w:val="0"/>
           <w:i w:val="0"/>
         </w:rPr>
-        <w:t>Hash a large file without loading it into memory.</w:t>
+        <w:t>Which value best identifies the exact input file a result came from?</w:t>
+      </w:r>
+    </w:p>
+    <w:p>
+      <w:pPr>
+        <w:pStyle w:val="ListBullet"/>
+      </w:pPr>
+      <w:r>
+        <w:rPr>
+          <w:b w:val="0"/>
+          <w:i w:val="0"/>
+        </w:rPr>
+        <w:t>a) The file name</w:t>
+      </w:r>
+    </w:p>
+    <w:p>
+      <w:pPr>
+        <w:pStyle w:val="ListBullet"/>
+      </w:pPr>
+      <w:r>
+        <w:rPr>
+          <w:b w:val="0"/>
+          <w:i w:val="0"/>
+        </w:rPr>
+        <w:t>b) The file's modified time</w:t>
+      </w:r>
+    </w:p>
+    <w:p>
+      <w:pPr>
+        <w:pStyle w:val="ListBullet"/>
+      </w:pPr>
+      <w:r>
+        <w:rPr>
+          <w:b w:val="0"/>
+          <w:i w:val="0"/>
+        </w:rPr>
+        <w:t>c) The SHA-256 of the file's bytes</w:t>
+      </w:r>
+    </w:p>
+    <w:p>
+      <w:pPr>
+        <w:pStyle w:val="ListBullet"/>
+      </w:pPr>
+      <w:r>
+        <w:rPr>
+          <w:b w:val="0"/>
+          <w:i w:val="0"/>
+        </w:rPr>
+        <w:t>d) The row count</w:t>
+      </w:r>
+    </w:p>
+    <w:p>
+      <w:r>
+        <w:rPr>
+          <w:b/>
+          <w:i w:val="0"/>
+        </w:rPr>
+        <w:t>Why?</w:t>
+      </w:r>
+    </w:p>
+    <w:p>
+      <w:pPr>
+        <w:pStyle w:val="ListBullet"/>
+      </w:pPr>
+      <w:r>
+        <w:rPr>
+          <w:b w:val="0"/>
+          <w:i w:val="0"/>
+        </w:rPr>
+        <w:t>r1) Any change to the content changes the hash, and identical content gives the same hash everywhere.</w:t>
+      </w:r>
+    </w:p>
+    <w:p>
+      <w:pPr>
+        <w:pStyle w:val="ListBullet"/>
+      </w:pPr>
+      <w:r>
+        <w:rPr>
+          <w:b w:val="0"/>
+          <w:i w:val="0"/>
+        </w:rPr>
+        <w:t>r2) Hashes are shorter than file names.</w:t>
+      </w:r>
+    </w:p>
+    <w:p>
+      <w:pPr>
+        <w:pStyle w:val="Heading5"/>
+      </w:pPr>
+      <w:r>
+        <w:t>Exercise 2. Predict the output (level 2)</w:t>
+      </w:r>
+    </w:p>
+    <w:p>
+      <w:r>
+        <w:rPr>
+          <w:b w:val="0"/>
+          <w:i w:val="0"/>
+        </w:rPr>
+        <w:t>What does this print?</w:t>
       </w:r>
     </w:p>
     <w:tbl>
@@ -3934,7 +3936,7 @@
                 <w:b w:val="0"/>
                 <w:sz w:val="16"/>
               </w:rPr>
-              <w:t>with path.open("_____(1)") as f:</w:t>
+              <w:t>import json</w:t>
             </w:r>
           </w:p>
           <w:p>
@@ -3957,7 +3959,30 @@
                 <w:b w:val="0"/>
                 <w:sz w:val="16"/>
               </w:rPr>
-              <w:t xml:space="preserve">    digest = hashlib._____(2)(f, "sha256").hexdigest()</w:t>
+              <w:t xml:space="preserve"> </w:t>
+            </w:r>
+          </w:p>
+          <w:p>
+            <w:pPr>
+              <w:spacing w:before="0" w:after="0" w:line="240" w:lineRule="auto"/>
+              <w:ind w:left="567" w:hanging="567"/>
+            </w:pPr>
+            <w:r>
+              <w:rPr>
+                <w:rFonts w:ascii="Consolas" w:hAnsi="Consolas" w:eastAsia="Consolas"/>
+                <w:b w:val="0"/>
+                <w:color w:val="5B6875"/>
+                <w:sz w:val="16"/>
+              </w:rPr>
+              <w:t xml:space="preserve">   3  </w:t>
+            </w:r>
+            <w:r>
+              <w:rPr>
+                <w:rFonts w:ascii="Consolas" w:hAnsi="Consolas" w:eastAsia="Consolas"/>
+                <w:b w:val="0"/>
+                <w:sz w:val="16"/>
+              </w:rPr>
+              <w:t>print(json.dumps({"min_base": 50, "cap": 5.0}, sort_keys=True))</w:t>
             </w:r>
           </w:p>
         </w:tc>
@@ -3969,6 +3994,88 @@
         <w:pStyle w:val="Heading5"/>
       </w:pPr>
       <w:r>
+        <w:t>Exercise 3. Fill the gap (level 2)</w:t>
+      </w:r>
+    </w:p>
+    <w:p>
+      <w:r>
+        <w:rPr>
+          <w:b w:val="0"/>
+          <w:i w:val="0"/>
+        </w:rPr>
+        <w:t>Hash a large file without loading it into memory.</w:t>
+      </w:r>
+    </w:p>
+    <w:tbl>
+      <w:tblPr>
+        <w:tblW w:type="auto" w:w="0"/>
+        <w:jc w:val="left"/>
+        <w:tblLook w:firstColumn="1" w:firstRow="1" w:lastColumn="0" w:lastRow="0" w:noHBand="0" w:noVBand="1" w:val="04A0"/>
+      </w:tblPr>
+      <w:tblGrid>
+        <w:gridCol w:w="8221"/>
+      </w:tblGrid>
+      <w:tr>
+        <w:tc>
+          <w:tcPr>
+            <w:tcW w:type="dxa" w:w="8221"/>
+            <w:shd w:val="clear" w:color="auto" w:fill="F2F4F7"/>
+          </w:tcPr>
+          <w:p>
+            <w:pPr>
+              <w:spacing w:before="0" w:after="0" w:line="240" w:lineRule="auto"/>
+              <w:ind w:left="567" w:hanging="567"/>
+            </w:pPr>
+            <w:r>
+              <w:rPr>
+                <w:rFonts w:ascii="Consolas" w:hAnsi="Consolas" w:eastAsia="Consolas"/>
+                <w:b w:val="0"/>
+                <w:color w:val="5B6875"/>
+                <w:sz w:val="16"/>
+              </w:rPr>
+              <w:t xml:space="preserve">   1  </w:t>
+            </w:r>
+            <w:r>
+              <w:rPr>
+                <w:rFonts w:ascii="Consolas" w:hAnsi="Consolas" w:eastAsia="Consolas"/>
+                <w:b w:val="0"/>
+                <w:sz w:val="16"/>
+              </w:rPr>
+              <w:t>with path.open("_____(1)") as f:</w:t>
+            </w:r>
+          </w:p>
+          <w:p>
+            <w:pPr>
+              <w:spacing w:before="0" w:after="0" w:line="240" w:lineRule="auto"/>
+              <w:ind w:left="567" w:hanging="567"/>
+            </w:pPr>
+            <w:r>
+              <w:rPr>
+                <w:rFonts w:ascii="Consolas" w:hAnsi="Consolas" w:eastAsia="Consolas"/>
+                <w:b w:val="0"/>
+                <w:color w:val="5B6875"/>
+                <w:sz w:val="16"/>
+              </w:rPr>
+              <w:t xml:space="preserve">   2  </w:t>
+            </w:r>
+            <w:r>
+              <w:rPr>
+                <w:rFonts w:ascii="Consolas" w:hAnsi="Consolas" w:eastAsia="Consolas"/>
+                <w:b w:val="0"/>
+                <w:sz w:val="16"/>
+              </w:rPr>
+              <w:t xml:space="preserve">    digest = hashlib._____(2)(f, "sha256").hexdigest()</w:t>
+            </w:r>
+          </w:p>
+        </w:tc>
+      </w:tr>
+    </w:tbl>
+    <w:p/>
+    <w:p>
+      <w:pPr>
+        <w:pStyle w:val="Heading5"/>
+      </w:pPr>
+      <w:r>
         <w:t>Exercise 4. Write the function (level 3)</w:t>
       </w:r>
     </w:p>
@@ -4036,6 +4143,194 @@
         <w:t xml:space="preserve"> encoded as UTF-8, so key order does not matter.</w:t>
       </w:r>
     </w:p>
+    <w:p>
+      <w:r>
+        <w:rPr>
+          <w:b w:val="0"/>
+          <w:i w:val="0"/>
+        </w:rPr>
+        <w:t>Your code must pass these checks:</w:t>
+      </w:r>
+    </w:p>
+    <w:p>
+      <w:pPr>
+        <w:pStyle w:val="ListBullet"/>
+      </w:pPr>
+      <w:r>
+        <w:rPr>
+          <w:b w:val="0"/>
+          <w:i w:val="0"/>
+        </w:rPr>
+        <w:t>file_sha256 must hash the file's raw bytes with SHA-256.</w:t>
+      </w:r>
+    </w:p>
+    <w:p>
+      <w:pPr>
+        <w:pStyle w:val="ListBullet"/>
+      </w:pPr>
+      <w:r>
+        <w:rPr>
+          <w:b w:val="0"/>
+          <w:i w:val="0"/>
+        </w:rPr>
+        <w:t>Key order must not change the config hash. Use json.dumps(..., sort_keys=True).</w:t>
+      </w:r>
+    </w:p>
+    <w:p>
+      <w:pPr>
+        <w:pStyle w:val="ListBullet"/>
+      </w:pPr>
+      <w:r>
+        <w:rPr>
+          <w:b w:val="0"/>
+          <w:i w:val="0"/>
+        </w:rPr>
+        <w:t>Hash json.dumps(config, sort_keys=True) encoded as UTF-8.</w:t>
+      </w:r>
+    </w:p>
+    <w:p>
+      <w:r>
+        <w:rPr>
+          <w:b w:val="0"/>
+          <w:i w:val="0"/>
+        </w:rPr>
+        <w:t>Shape of the answer. The reference solution defines these names. Write the bodies yourself.</w:t>
+      </w:r>
+    </w:p>
+    <w:tbl>
+      <w:tblPr>
+        <w:tblW w:type="auto" w:w="0"/>
+        <w:jc w:val="left"/>
+        <w:tblLook w:firstColumn="1" w:firstRow="1" w:lastColumn="0" w:lastRow="0" w:noHBand="0" w:noVBand="1" w:val="04A0"/>
+      </w:tblPr>
+      <w:tblGrid>
+        <w:gridCol w:w="8221"/>
+      </w:tblGrid>
+      <w:tr>
+        <w:tc>
+          <w:tcPr>
+            <w:tcW w:type="dxa" w:w="8221"/>
+            <w:shd w:val="clear" w:color="auto" w:fill="F2F4F7"/>
+          </w:tcPr>
+          <w:p>
+            <w:pPr>
+              <w:spacing w:before="0" w:after="0" w:line="240" w:lineRule="auto"/>
+              <w:ind w:left="567" w:hanging="567"/>
+            </w:pPr>
+            <w:r>
+              <w:rPr>
+                <w:rFonts w:ascii="Consolas" w:hAnsi="Consolas" w:eastAsia="Consolas"/>
+                <w:b w:val="0"/>
+                <w:color w:val="5B6875"/>
+                <w:sz w:val="16"/>
+              </w:rPr>
+              <w:t xml:space="preserve">   1  </w:t>
+            </w:r>
+            <w:r>
+              <w:rPr>
+                <w:rFonts w:ascii="Consolas" w:hAnsi="Consolas" w:eastAsia="Consolas"/>
+                <w:b w:val="0"/>
+                <w:sz w:val="16"/>
+              </w:rPr>
+              <w:t># SHA-256 of a file's bytes, read in chunks.</w:t>
+            </w:r>
+          </w:p>
+          <w:p>
+            <w:pPr>
+              <w:spacing w:before="0" w:after="0" w:line="240" w:lineRule="auto"/>
+              <w:ind w:left="567" w:hanging="567"/>
+            </w:pPr>
+            <w:r>
+              <w:rPr>
+                <w:rFonts w:ascii="Consolas" w:hAnsi="Consolas" w:eastAsia="Consolas"/>
+                <w:b w:val="0"/>
+                <w:color w:val="5B6875"/>
+                <w:sz w:val="16"/>
+              </w:rPr>
+              <w:t xml:space="preserve">   2  </w:t>
+            </w:r>
+            <w:r>
+              <w:rPr>
+                <w:rFonts w:ascii="Consolas" w:hAnsi="Consolas" w:eastAsia="Consolas"/>
+                <w:b w:val="0"/>
+                <w:sz w:val="16"/>
+              </w:rPr>
+              <w:t>def file_sha256(path: Path) -&gt; str: ...</w:t>
+            </w:r>
+          </w:p>
+          <w:p>
+            <w:pPr>
+              <w:spacing w:before="0" w:after="0" w:line="240" w:lineRule="auto"/>
+              <w:ind w:left="567" w:hanging="567"/>
+            </w:pPr>
+            <w:r>
+              <w:rPr>
+                <w:rFonts w:ascii="Consolas" w:hAnsi="Consolas" w:eastAsia="Consolas"/>
+                <w:b w:val="0"/>
+                <w:color w:val="5B6875"/>
+                <w:sz w:val="16"/>
+              </w:rPr>
+              <w:t xml:space="preserve">   3  </w:t>
+            </w:r>
+            <w:r>
+              <w:rPr>
+                <w:rFonts w:ascii="Consolas" w:hAnsi="Consolas" w:eastAsia="Consolas"/>
+                <w:b w:val="0"/>
+                <w:sz w:val="16"/>
+              </w:rPr>
+              <w:t xml:space="preserve"> </w:t>
+            </w:r>
+          </w:p>
+          <w:p>
+            <w:pPr>
+              <w:spacing w:before="0" w:after="0" w:line="240" w:lineRule="auto"/>
+              <w:ind w:left="567" w:hanging="567"/>
+            </w:pPr>
+            <w:r>
+              <w:rPr>
+                <w:rFonts w:ascii="Consolas" w:hAnsi="Consolas" w:eastAsia="Consolas"/>
+                <w:b w:val="0"/>
+                <w:color w:val="5B6875"/>
+                <w:sz w:val="16"/>
+              </w:rPr>
+              <w:t xml:space="preserve">   4  </w:t>
+            </w:r>
+            <w:r>
+              <w:rPr>
+                <w:rFonts w:ascii="Consolas" w:hAnsi="Consolas" w:eastAsia="Consolas"/>
+                <w:b w:val="0"/>
+                <w:sz w:val="16"/>
+              </w:rPr>
+              <w:t># SHA-256 of a config, independent of key order.</w:t>
+            </w:r>
+          </w:p>
+          <w:p>
+            <w:pPr>
+              <w:spacing w:before="0" w:after="0" w:line="240" w:lineRule="auto"/>
+              <w:ind w:left="567" w:hanging="567"/>
+            </w:pPr>
+            <w:r>
+              <w:rPr>
+                <w:rFonts w:ascii="Consolas" w:hAnsi="Consolas" w:eastAsia="Consolas"/>
+                <w:b w:val="0"/>
+                <w:color w:val="5B6875"/>
+                <w:sz w:val="16"/>
+              </w:rPr>
+              <w:t xml:space="preserve">   5  </w:t>
+            </w:r>
+            <w:r>
+              <w:rPr>
+                <w:rFonts w:ascii="Consolas" w:hAnsi="Consolas" w:eastAsia="Consolas"/>
+                <w:b w:val="0"/>
+                <w:sz w:val="16"/>
+              </w:rPr>
+              <w:t>def config_sha256(config: dict[str, object]) -&gt; str: ...</w:t>
+            </w:r>
+          </w:p>
+        </w:tc>
+      </w:tr>
+    </w:tbl>
+    <w:p/>
     <w:p>
       <w:r>
         <w:rPr>

--- a/site/downloads/handbook-B6.docx
+++ b/site/downloads/handbook-B6.docx
@@ -2295,6 +2295,89 @@
         <w:t>. Tap the line that makes the result depend on other code, and fix the function.</w:t>
       </w:r>
     </w:p>
+    <w:p>
+      <w:r>
+        <w:rPr>
+          <w:b/>
+          <w:i w:val="0"/>
+        </w:rPr>
+        <w:t>What you need to know.</w:t>
+      </w:r>
+    </w:p>
+    <w:p>
+      <w:r>
+        <w:rPr>
+          <w:rFonts w:ascii="Consolas" w:hAnsi="Consolas" w:eastAsia="Consolas"/>
+          <w:b w:val="0"/>
+          <w:sz w:val="19"/>
+        </w:rPr>
+        <w:t>np.asarray(values)</w:t>
+      </w:r>
+      <w:r>
+        <w:rPr>
+          <w:b w:val="0"/>
+          <w:i w:val="0"/>
+        </w:rPr>
+        <w:t xml:space="preserve"> turns a Python list into a NumPy array, so array methods such as </w:t>
+      </w:r>
+      <w:r>
+        <w:rPr>
+          <w:rFonts w:ascii="Consolas" w:hAnsi="Consolas" w:eastAsia="Consolas"/>
+          <w:b w:val="0"/>
+          <w:sz w:val="19"/>
+        </w:rPr>
+        <w:t>.mean()</w:t>
+      </w:r>
+      <w:r>
+        <w:rPr>
+          <w:b w:val="0"/>
+          <w:i w:val="0"/>
+        </w:rPr>
+        <w:t xml:space="preserve"> work on it. An input that is already an array passes through without a copy.</w:t>
+      </w:r>
+    </w:p>
+    <w:tbl>
+      <w:tblPr>
+        <w:tblW w:type="auto" w:w="0"/>
+        <w:jc w:val="left"/>
+        <w:tblLook w:firstColumn="1" w:firstRow="1" w:lastColumn="0" w:lastRow="0" w:noHBand="0" w:noVBand="1" w:val="04A0"/>
+      </w:tblPr>
+      <w:tblGrid>
+        <w:gridCol w:w="8221"/>
+      </w:tblGrid>
+      <w:tr>
+        <w:tc>
+          <w:tcPr>
+            <w:tcW w:type="dxa" w:w="8221"/>
+            <w:shd w:val="clear" w:color="auto" w:fill="F2F4F7"/>
+          </w:tcPr>
+          <w:p>
+            <w:pPr>
+              <w:spacing w:before="0" w:after="0" w:line="240" w:lineRule="auto"/>
+              <w:ind w:left="567" w:hanging="567"/>
+            </w:pPr>
+            <w:r>
+              <w:rPr>
+                <w:rFonts w:ascii="Consolas" w:hAnsi="Consolas" w:eastAsia="Consolas"/>
+                <w:b w:val="0"/>
+                <w:color w:val="5B6875"/>
+                <w:sz w:val="16"/>
+              </w:rPr>
+              <w:t xml:space="preserve">   1  </w:t>
+            </w:r>
+            <w:r>
+              <w:rPr>
+                <w:rFonts w:ascii="Consolas" w:hAnsi="Consolas" w:eastAsia="Consolas"/>
+                <w:b w:val="0"/>
+                <w:sz w:val="16"/>
+              </w:rPr>
+              <w:t>np.asarray([1.0, 2.0]).mean()   # 1.5</w:t>
+            </w:r>
+          </w:p>
+        </w:tc>
+      </w:tr>
+    </w:tbl>
+    <w:p/>
     <w:tbl>
       <w:tblPr>
         <w:tblW w:type="auto" w:w="0"/>

--- a/site/downloads/handbook-B6.docx
+++ b/site/downloads/handbook-B6.docx
@@ -6515,6 +6515,15 @@
           <w:i w:val="0"/>
         </w:rPr>
         <w:t>☐ Tests cover edge cases, including empty inputs and zeros.</w:t>
+      </w:r>
+    </w:p>
+    <w:p>
+      <w:r>
+        <w:rPr>
+          <w:b w:val="0"/>
+          <w:i w:val="0"/>
+        </w:rPr>
+        <w:t>☐ Tests use fixtures and parametrize, compare numbers with stated tolerances, isolate I/O, and run with coverage in CI.</w:t>
       </w:r>
     </w:p>
     <w:p>
